--- a/lessons/6-6/downloads/reveal/6.6-session-1-practice-form-b.docx
+++ b/lessons/6-6/downloads/reveal/6.6-session-1-practice-form-b.docx
@@ -15,7 +15,7 @@
         <w:rPr>
           <w:rFonts w:ascii="Avenir Next" w:hAnsi="Avenir Next" w:cs="Avenir Next" w:eastAsia="Avenir Next"/>
           <w:color w:val="1A1A1A"/>
-          <w:sz w:val="20"/>
+          <w:sz w:val="22"/>
           <w:szCs w:val="20"/>
         </w:rPr>
         <w:t xml:space="preserve">Name</w:t>
@@ -33,7 +33,7 @@
         <w:rPr>
           <w:rFonts w:ascii="Avenir Next" w:hAnsi="Avenir Next" w:cs="Avenir Next" w:eastAsia="Avenir Next"/>
           <w:color w:val="1A1A1A"/>
-          <w:sz w:val="20"/>
+          <w:sz w:val="22"/>
           <w:szCs w:val="20"/>
         </w:rPr>
         <w:t xml:space="preserve">   Date</w:t>
@@ -51,7 +51,7 @@
         <w:rPr>
           <w:rFonts w:ascii="Avenir Next" w:hAnsi="Avenir Next" w:cs="Avenir Next" w:eastAsia="Avenir Next"/>
           <w:color w:val="1A1A1A"/>
-          <w:sz w:val="20"/>
+          <w:sz w:val="22"/>
           <w:szCs w:val="20"/>
         </w:rPr>
         <w:t xml:space="preserve">   Period</w:t>
@@ -78,7 +78,7 @@
           <w:caps/>
           <w:color w:val="003A70"/>
           <w:spacing w:val="12"/>
-          <w:sz w:val="19"/>
+          <w:sz w:val="22"/>
           <w:szCs w:val="19"/>
         </w:rPr>
         <w:t xml:space="preserve">Lesson 6-6  ·  Session 1  ·  Practice  ·  Form B</w:t>
@@ -86,6 +86,7 @@
     </w:p>
     <w:p>
       <w:pPr>
+        <w:pStyle w:val="Heading1"/>
         <w:keepNext/>
         <w:spacing w:before="0" w:after="10" w:line="240" w:lineRule="auto"/>
       </w:pPr>
@@ -111,7 +112,7 @@
         <w:rPr>
           <w:rFonts w:ascii="Avenir Next" w:hAnsi="Avenir Next" w:cs="Avenir Next" w:eastAsia="Avenir Next"/>
           <w:color w:val="5A5F66"/>
-          <w:sz w:val="17"/>
+          <w:sz w:val="22"/>
           <w:szCs w:val="17"/>
         </w:rPr>
         <w:t xml:space="preserve">Learning target — I can simplify an expression by combining like terms to test whether two expressions are equivalent.</w:t>
@@ -128,7 +129,7 @@
     </w:p>
     <w:p>
       <w:pPr>
-        <w:spacing w:before="0" w:after="0" w:line="60" w:lineRule="auto"/>
+        <w:spacing w:before="0" w:after="0" w:line="50" w:lineRule="exact"/>
       </w:pPr>
     </w:p>
     <w:tbl>
@@ -167,6 +168,7 @@
           </w:tcPr>
           <w:p>
             <w:pPr>
+              <w:pStyle w:val="Heading2"/>
               <w:spacing w:before="0" w:after="40" w:line="264" w:lineRule="auto"/>
             </w:pPr>
             <w:r>
@@ -194,45 +196,64 @@
                 <w:rFonts w:ascii="Avenir Next" w:hAnsi="Avenir Next" w:cs="Avenir Next" w:eastAsia="Avenir Next"/>
                 <w:b/>
                 <w:color w:val="003A70"/>
+                <w:sz w:val="22"/>
+                <w:szCs w:val="18"/>
+              </w:rPr>
+              <w:t xml:space="preserve">•</w:t>
+            </w:r>
+            <w:r>
+              <w:rPr>
+                <w:rFonts w:ascii="Avenir Next" w:hAnsi="Avenir Next" w:cs="Avenir Next" w:eastAsia="Avenir Next"/>
+                <w:color w:val="1A1A1A"/>
                 <w:sz w:val="18"/>
                 <w:szCs w:val="18"/>
               </w:rPr>
-              <w:t xml:space="preserve">•</w:t>
-            </w:r>
-            <w:r>
-              <w:rPr>
-                <w:rFonts w:ascii="Avenir Next" w:hAnsi="Avenir Next" w:cs="Avenir Next" w:eastAsia="Avenir Next"/>
-                <w:color w:val="1A1A1A"/>
-                <w:sz w:val="18"/>
+              <w:tab/>
+            </w:r>
+            <w:r>
+              <w:rPr>
+                <w:rFonts w:ascii="Avenir Next" w:hAnsi="Avenir Next" w:cs="Avenir Next" w:eastAsia="Avenir Next"/>
+                <w:b/>
+                <w:color w:val="1A1A1A"/>
+                <w:sz w:val="22"/>
                 <w:szCs w:val="18"/>
               </w:rPr>
-              <w:tab/>
-            </w:r>
-            <w:r>
-              <w:rPr>
-                <w:rFonts w:ascii="Avenir Next" w:hAnsi="Avenir Next" w:cs="Avenir Next" w:eastAsia="Avenir Next"/>
-                <w:b/>
-                <w:color w:val="1A1A1A"/>
-                <w:sz w:val="18"/>
+              <w:t xml:space="preserve">Like terms</w:t>
+            </w:r>
+            <w:r>
+              <w:rPr>
+                <w:rFonts w:ascii="Avenir Next" w:hAnsi="Avenir Next" w:cs="Avenir Next" w:eastAsia="Avenir Next"/>
+                <w:color w:val="1A1A1A"/>
+                <w:sz w:val="22"/>
                 <w:szCs w:val="18"/>
               </w:rPr>
-              <w:t xml:space="preserve">Like terms</w:t>
-            </w:r>
-            <w:r>
-              <w:rPr>
-                <w:rFonts w:ascii="Avenir Next" w:hAnsi="Avenir Next" w:cs="Avenir Next" w:eastAsia="Avenir Next"/>
-                <w:color w:val="1A1A1A"/>
-                <w:sz w:val="18"/>
+              <w:t xml:space="preserve"> have the same variable part: 4</w:t>
+            </w:r>
+            <w:r>
+              <w:rPr>
+                <w:rFonts w:ascii="Avenir Next" w:hAnsi="Avenir Next" w:cs="Avenir Next" w:eastAsia="Avenir Next"/>
+                <w:i/>
+                <w:color w:val="1A1A1A"/>
+                <w:sz w:val="22"/>
                 <w:szCs w:val="18"/>
               </w:rPr>
-              <w:t xml:space="preserve"> have the same variable part: 4</w:t>
+              <w:t xml:space="preserve">x</w:t>
+            </w:r>
+            <w:r>
+              <w:rPr>
+                <w:rFonts w:ascii="Avenir Next" w:hAnsi="Avenir Next" w:cs="Avenir Next" w:eastAsia="Avenir Next"/>
+                <w:color w:val="1A1A1A"/>
+                <w:sz w:val="22"/>
+                <w:szCs w:val="18"/>
+              </w:rPr>
+              <w:t xml:space="preserve"> and 9</w:t>
             </w:r>
             <w:r>
               <w:rPr>
                 <w:rFonts w:ascii="Avenir Next" w:hAnsi="Avenir Next" w:cs="Avenir Next" w:eastAsia="Avenir Next"/>
                 <w:i/>
                 <w:color w:val="1A1A1A"/>
-                <w:sz w:val="18"/>
+                <w:sz w:val="22"/>
                 <w:szCs w:val="18"/>
               </w:rPr>
               <w:t xml:space="preserve">x</w:t>
@@ -241,17 +262,17 @@
               <w:rPr>
                 <w:rFonts w:ascii="Avenir Next" w:hAnsi="Avenir Next" w:cs="Avenir Next" w:eastAsia="Avenir Next"/>
                 <w:color w:val="1A1A1A"/>
-                <w:sz w:val="18"/>
+                <w:sz w:val="22"/>
                 <w:szCs w:val="18"/>
               </w:rPr>
-              <w:t xml:space="preserve"> and 9</w:t>
+              <w:t xml:space="preserve">. 4</w:t>
             </w:r>
             <w:r>
               <w:rPr>
                 <w:rFonts w:ascii="Avenir Next" w:hAnsi="Avenir Next" w:cs="Avenir Next" w:eastAsia="Avenir Next"/>
                 <w:i/>
                 <w:color w:val="1A1A1A"/>
-                <w:sz w:val="18"/>
+                <w:sz w:val="22"/>
                 <w:szCs w:val="18"/>
               </w:rPr>
               <w:t xml:space="preserve">x</w:t>
@@ -260,45 +281,26 @@
               <w:rPr>
                 <w:rFonts w:ascii="Avenir Next" w:hAnsi="Avenir Next" w:cs="Avenir Next" w:eastAsia="Avenir Next"/>
                 <w:color w:val="1A1A1A"/>
-                <w:sz w:val="18"/>
+                <w:sz w:val="22"/>
                 <w:szCs w:val="18"/>
               </w:rPr>
-              <w:t xml:space="preserve">. 4</w:t>
-            </w:r>
-            <w:r>
-              <w:rPr>
-                <w:rFonts w:ascii="Avenir Next" w:hAnsi="Avenir Next" w:cs="Avenir Next" w:eastAsia="Avenir Next"/>
-                <w:i/>
-                <w:color w:val="1A1A1A"/>
-                <w:sz w:val="18"/>
+              <w:t xml:space="preserve"> and 4 are </w:t>
+            </w:r>
+            <w:r>
+              <w:rPr>
+                <w:rFonts w:ascii="Avenir Next" w:hAnsi="Avenir Next" w:cs="Avenir Next" w:eastAsia="Avenir Next"/>
+                <w:b/>
+                <w:color w:val="1A1A1A"/>
+                <w:sz w:val="22"/>
                 <w:szCs w:val="18"/>
               </w:rPr>
-              <w:t xml:space="preserve">x</w:t>
-            </w:r>
-            <w:r>
-              <w:rPr>
-                <w:rFonts w:ascii="Avenir Next" w:hAnsi="Avenir Next" w:cs="Avenir Next" w:eastAsia="Avenir Next"/>
-                <w:color w:val="1A1A1A"/>
-                <w:sz w:val="18"/>
-                <w:szCs w:val="18"/>
-              </w:rPr>
-              <w:t xml:space="preserve"> and 4 are </w:t>
-            </w:r>
-            <w:r>
-              <w:rPr>
-                <w:rFonts w:ascii="Avenir Next" w:hAnsi="Avenir Next" w:cs="Avenir Next" w:eastAsia="Avenir Next"/>
-                <w:b/>
-                <w:color w:val="1A1A1A"/>
-                <w:sz w:val="18"/>
-                <w:szCs w:val="18"/>
-              </w:rPr>
               <w:t xml:space="preserve">not</w:t>
             </w:r>
             <w:r>
               <w:rPr>
                 <w:rFonts w:ascii="Avenir Next" w:hAnsi="Avenir Next" w:cs="Avenir Next" w:eastAsia="Avenir Next"/>
                 <w:color w:val="1A1A1A"/>
-                <w:sz w:val="18"/>
+                <w:sz w:val="22"/>
                 <w:szCs w:val="18"/>
               </w:rPr>
               <w:t xml:space="preserve"> like terms.</w:t>
@@ -317,54 +319,73 @@
                 <w:rFonts w:ascii="Avenir Next" w:hAnsi="Avenir Next" w:cs="Avenir Next" w:eastAsia="Avenir Next"/>
                 <w:b/>
                 <w:color w:val="003A70"/>
+                <w:sz w:val="22"/>
+                <w:szCs w:val="18"/>
+              </w:rPr>
+              <w:t xml:space="preserve">•</w:t>
+            </w:r>
+            <w:r>
+              <w:rPr>
+                <w:rFonts w:ascii="Avenir Next" w:hAnsi="Avenir Next" w:cs="Avenir Next" w:eastAsia="Avenir Next"/>
+                <w:color w:val="1A1A1A"/>
                 <w:sz w:val="18"/>
                 <w:szCs w:val="18"/>
               </w:rPr>
-              <w:t xml:space="preserve">•</w:t>
-            </w:r>
-            <w:r>
-              <w:rPr>
-                <w:rFonts w:ascii="Avenir Next" w:hAnsi="Avenir Next" w:cs="Avenir Next" w:eastAsia="Avenir Next"/>
-                <w:color w:val="1A1A1A"/>
-                <w:sz w:val="18"/>
+              <w:tab/>
+            </w:r>
+            <w:r>
+              <w:rPr>
+                <w:rFonts w:ascii="Avenir Next" w:hAnsi="Avenir Next" w:cs="Avenir Next" w:eastAsia="Avenir Next"/>
+                <w:color w:val="1A1A1A"/>
+                <w:sz w:val="22"/>
                 <w:szCs w:val="18"/>
               </w:rPr>
-              <w:tab/>
-            </w:r>
-            <w:r>
-              <w:rPr>
-                <w:rFonts w:ascii="Avenir Next" w:hAnsi="Avenir Next" w:cs="Avenir Next" w:eastAsia="Avenir Next"/>
-                <w:color w:val="1A1A1A"/>
-                <w:sz w:val="18"/>
+              <w:t xml:space="preserve">Combine like terms by adding or subtracting </w:t>
+            </w:r>
+            <w:r>
+              <w:rPr>
+                <w:rFonts w:ascii="Avenir Next" w:hAnsi="Avenir Next" w:cs="Avenir Next" w:eastAsia="Avenir Next"/>
+                <w:b/>
+                <w:color w:val="1A1A1A"/>
+                <w:sz w:val="22"/>
                 <w:szCs w:val="18"/>
               </w:rPr>
-              <w:t xml:space="preserve">Combine like terms by adding or subtracting </w:t>
-            </w:r>
-            <w:r>
-              <w:rPr>
-                <w:rFonts w:ascii="Avenir Next" w:hAnsi="Avenir Next" w:cs="Avenir Next" w:eastAsia="Avenir Next"/>
-                <w:b/>
-                <w:color w:val="1A1A1A"/>
-                <w:sz w:val="18"/>
+              <w:t xml:space="preserve">coefficients</w:t>
+            </w:r>
+            <w:r>
+              <w:rPr>
+                <w:rFonts w:ascii="Avenir Next" w:hAnsi="Avenir Next" w:cs="Avenir Next" w:eastAsia="Avenir Next"/>
+                <w:color w:val="1A1A1A"/>
+                <w:sz w:val="22"/>
                 <w:szCs w:val="18"/>
               </w:rPr>
-              <w:t xml:space="preserve">coefficients</w:t>
-            </w:r>
-            <w:r>
-              <w:rPr>
-                <w:rFonts w:ascii="Avenir Next" w:hAnsi="Avenir Next" w:cs="Avenir Next" w:eastAsia="Avenir Next"/>
-                <w:color w:val="1A1A1A"/>
-                <w:sz w:val="18"/>
+              <w:t xml:space="preserve">: 4</w:t>
+            </w:r>
+            <w:r>
+              <w:rPr>
+                <w:rFonts w:ascii="Avenir Next" w:hAnsi="Avenir Next" w:cs="Avenir Next" w:eastAsia="Avenir Next"/>
+                <w:i/>
+                <w:color w:val="1A1A1A"/>
+                <w:sz w:val="22"/>
                 <w:szCs w:val="18"/>
               </w:rPr>
-              <w:t xml:space="preserve">: 4</w:t>
+              <w:t xml:space="preserve">x</w:t>
+            </w:r>
+            <w:r>
+              <w:rPr>
+                <w:rFonts w:ascii="Avenir Next" w:hAnsi="Avenir Next" w:cs="Avenir Next" w:eastAsia="Avenir Next"/>
+                <w:color w:val="1A1A1A"/>
+                <w:sz w:val="22"/>
+                <w:szCs w:val="18"/>
+              </w:rPr>
+              <w:t xml:space="preserve"> + 9</w:t>
             </w:r>
             <w:r>
               <w:rPr>
                 <w:rFonts w:ascii="Avenir Next" w:hAnsi="Avenir Next" w:cs="Avenir Next" w:eastAsia="Avenir Next"/>
                 <w:i/>
                 <w:color w:val="1A1A1A"/>
-                <w:sz w:val="18"/>
+                <w:sz w:val="22"/>
                 <w:szCs w:val="18"/>
               </w:rPr>
               <w:t xml:space="preserve">x</w:t>
@@ -373,17 +394,17 @@
               <w:rPr>
                 <w:rFonts w:ascii="Avenir Next" w:hAnsi="Avenir Next" w:cs="Avenir Next" w:eastAsia="Avenir Next"/>
                 <w:color w:val="1A1A1A"/>
-                <w:sz w:val="18"/>
+                <w:sz w:val="22"/>
                 <w:szCs w:val="18"/>
               </w:rPr>
-              <w:t xml:space="preserve"> + 9</w:t>
+              <w:t xml:space="preserve"> = 13</w:t>
             </w:r>
             <w:r>
               <w:rPr>
                 <w:rFonts w:ascii="Avenir Next" w:hAnsi="Avenir Next" w:cs="Avenir Next" w:eastAsia="Avenir Next"/>
                 <w:i/>
                 <w:color w:val="1A1A1A"/>
-                <w:sz w:val="18"/>
+                <w:sz w:val="22"/>
                 <w:szCs w:val="18"/>
               </w:rPr>
               <w:t xml:space="preserve">x</w:t>
@@ -392,17 +413,17 @@
               <w:rPr>
                 <w:rFonts w:ascii="Avenir Next" w:hAnsi="Avenir Next" w:cs="Avenir Next" w:eastAsia="Avenir Next"/>
                 <w:color w:val="1A1A1A"/>
-                <w:sz w:val="18"/>
+                <w:sz w:val="22"/>
                 <w:szCs w:val="18"/>
               </w:rPr>
-              <w:t xml:space="preserve"> = 13</w:t>
+              <w:t xml:space="preserve">. A lone </w:t>
             </w:r>
             <w:r>
               <w:rPr>
                 <w:rFonts w:ascii="Avenir Next" w:hAnsi="Avenir Next" w:cs="Avenir Next" w:eastAsia="Avenir Next"/>
                 <w:i/>
                 <w:color w:val="1A1A1A"/>
-                <w:sz w:val="18"/>
+                <w:sz w:val="22"/>
                 <w:szCs w:val="18"/>
               </w:rPr>
               <w:t xml:space="preserve">x</w:t>
@@ -411,17 +432,17 @@
               <w:rPr>
                 <w:rFonts w:ascii="Avenir Next" w:hAnsi="Avenir Next" w:cs="Avenir Next" w:eastAsia="Avenir Next"/>
                 <w:color w:val="1A1A1A"/>
-                <w:sz w:val="18"/>
+                <w:sz w:val="22"/>
                 <w:szCs w:val="18"/>
               </w:rPr>
-              <w:t xml:space="preserve">. A lone </w:t>
+              <w:t xml:space="preserve"> is 1</w:t>
             </w:r>
             <w:r>
               <w:rPr>
                 <w:rFonts w:ascii="Avenir Next" w:hAnsi="Avenir Next" w:cs="Avenir Next" w:eastAsia="Avenir Next"/>
                 <w:i/>
                 <w:color w:val="1A1A1A"/>
-                <w:sz w:val="18"/>
+                <w:sz w:val="22"/>
                 <w:szCs w:val="18"/>
               </w:rPr>
               <w:t xml:space="preserve">x</w:t>
@@ -430,26 +451,7 @@
               <w:rPr>
                 <w:rFonts w:ascii="Avenir Next" w:hAnsi="Avenir Next" w:cs="Avenir Next" w:eastAsia="Avenir Next"/>
                 <w:color w:val="1A1A1A"/>
-                <w:sz w:val="18"/>
-                <w:szCs w:val="18"/>
-              </w:rPr>
-              <w:t xml:space="preserve"> is 1</w:t>
-            </w:r>
-            <w:r>
-              <w:rPr>
-                <w:rFonts w:ascii="Avenir Next" w:hAnsi="Avenir Next" w:cs="Avenir Next" w:eastAsia="Avenir Next"/>
-                <w:i/>
-                <w:color w:val="1A1A1A"/>
-                <w:sz w:val="18"/>
-                <w:szCs w:val="18"/>
-              </w:rPr>
-              <w:t xml:space="preserve">x</w:t>
-            </w:r>
-            <w:r>
-              <w:rPr>
-                <w:rFonts w:ascii="Avenir Next" w:hAnsi="Avenir Next" w:cs="Avenir Next" w:eastAsia="Avenir Next"/>
-                <w:color w:val="1A1A1A"/>
-                <w:sz w:val="18"/>
+                <w:sz w:val="22"/>
                 <w:szCs w:val="18"/>
               </w:rPr>
               <w:t xml:space="preserve">.</w:t>
@@ -468,44 +470,44 @@
                 <w:rFonts w:ascii="Avenir Next" w:hAnsi="Avenir Next" w:cs="Avenir Next" w:eastAsia="Avenir Next"/>
                 <w:b/>
                 <w:color w:val="003A70"/>
+                <w:sz w:val="22"/>
+                <w:szCs w:val="18"/>
+              </w:rPr>
+              <w:t xml:space="preserve">•</w:t>
+            </w:r>
+            <w:r>
+              <w:rPr>
+                <w:rFonts w:ascii="Avenir Next" w:hAnsi="Avenir Next" w:cs="Avenir Next" w:eastAsia="Avenir Next"/>
+                <w:color w:val="1A1A1A"/>
                 <w:sz w:val="18"/>
                 <w:szCs w:val="18"/>
               </w:rPr>
-              <w:t xml:space="preserve">•</w:t>
-            </w:r>
-            <w:r>
-              <w:rPr>
-                <w:rFonts w:ascii="Avenir Next" w:hAnsi="Avenir Next" w:cs="Avenir Next" w:eastAsia="Avenir Next"/>
-                <w:color w:val="1A1A1A"/>
-                <w:sz w:val="18"/>
+              <w:tab/>
+            </w:r>
+            <w:r>
+              <w:rPr>
+                <w:rFonts w:ascii="Avenir Next" w:hAnsi="Avenir Next" w:cs="Avenir Next" w:eastAsia="Avenir Next"/>
+                <w:color w:val="1A1A1A"/>
+                <w:sz w:val="22"/>
                 <w:szCs w:val="18"/>
               </w:rPr>
-              <w:tab/>
-            </w:r>
-            <w:r>
-              <w:rPr>
-                <w:rFonts w:ascii="Avenir Next" w:hAnsi="Avenir Next" w:cs="Avenir Next" w:eastAsia="Avenir Next"/>
-                <w:color w:val="1A1A1A"/>
-                <w:sz w:val="18"/>
+              <w:t xml:space="preserve">Expressions are </w:t>
+            </w:r>
+            <w:r>
+              <w:rPr>
+                <w:rFonts w:ascii="Avenir Next" w:hAnsi="Avenir Next" w:cs="Avenir Next" w:eastAsia="Avenir Next"/>
+                <w:b/>
+                <w:color w:val="1A1A1A"/>
+                <w:sz w:val="22"/>
                 <w:szCs w:val="18"/>
               </w:rPr>
-              <w:t xml:space="preserve">Expressions are </w:t>
-            </w:r>
-            <w:r>
-              <w:rPr>
-                <w:rFonts w:ascii="Avenir Next" w:hAnsi="Avenir Next" w:cs="Avenir Next" w:eastAsia="Avenir Next"/>
-                <w:b/>
-                <w:color w:val="1A1A1A"/>
-                <w:sz w:val="18"/>
-                <w:szCs w:val="18"/>
-              </w:rPr>
               <w:t xml:space="preserve">equivalent</w:t>
             </w:r>
             <w:r>
               <w:rPr>
                 <w:rFonts w:ascii="Avenir Next" w:hAnsi="Avenir Next" w:cs="Avenir Next" w:eastAsia="Avenir Next"/>
                 <w:color w:val="1A1A1A"/>
-                <w:sz w:val="18"/>
+                <w:sz w:val="22"/>
                 <w:szCs w:val="18"/>
               </w:rPr>
               <w:t xml:space="preserve"> if they simplify to the same expression.</w:t>
@@ -520,6 +522,7 @@
           </w:tcPr>
           <w:p>
             <w:pPr>
+              <w:pStyle w:val="Heading2"/>
               <w:spacing w:before="0" w:after="40" w:line="264" w:lineRule="auto"/>
             </w:pPr>
             <w:r>
@@ -542,7 +545,7 @@
               <w:rPr>
                 <w:rFonts w:ascii="Avenir Next" w:hAnsi="Avenir Next" w:cs="Avenir Next" w:eastAsia="Avenir Next"/>
                 <w:color w:val="1A1A1A"/>
-                <w:sz w:val="17"/>
+                <w:sz w:val="22"/>
                 <w:szCs w:val="17"/>
               </w:rPr>
               <w:t xml:space="preserve">Simplify 7</w:t>
@@ -552,7 +555,7 @@
                 <w:rFonts w:ascii="Avenir Next" w:hAnsi="Avenir Next" w:cs="Avenir Next" w:eastAsia="Avenir Next"/>
                 <w:i/>
                 <w:color w:val="1A1A1A"/>
-                <w:sz w:val="17"/>
+                <w:sz w:val="22"/>
                 <w:szCs w:val="17"/>
               </w:rPr>
               <w:t xml:space="preserve">c</w:t>
@@ -561,7 +564,7 @@
               <w:rPr>
                 <w:rFonts w:ascii="Avenir Next" w:hAnsi="Avenir Next" w:cs="Avenir Next" w:eastAsia="Avenir Next"/>
                 <w:color w:val="1A1A1A"/>
-                <w:sz w:val="17"/>
+                <w:sz w:val="22"/>
                 <w:szCs w:val="17"/>
               </w:rPr>
               <w:t xml:space="preserve"> + 9 + 6</w:t>
@@ -571,7 +574,7 @@
                 <w:rFonts w:ascii="Avenir Next" w:hAnsi="Avenir Next" w:cs="Avenir Next" w:eastAsia="Avenir Next"/>
                 <w:i/>
                 <w:color w:val="1A1A1A"/>
-                <w:sz w:val="17"/>
+                <w:sz w:val="22"/>
                 <w:szCs w:val="17"/>
               </w:rPr>
               <w:t xml:space="preserve">c</w:t>
@@ -580,7 +583,7 @@
               <w:rPr>
                 <w:rFonts w:ascii="Avenir Next" w:hAnsi="Avenir Next" w:cs="Avenir Next" w:eastAsia="Avenir Next"/>
                 <w:color w:val="1A1A1A"/>
-                <w:sz w:val="17"/>
+                <w:sz w:val="22"/>
                 <w:szCs w:val="17"/>
               </w:rPr>
               <w:t xml:space="preserve">. Is it equivalent to 13</w:t>
@@ -590,7 +593,7 @@
                 <w:rFonts w:ascii="Avenir Next" w:hAnsi="Avenir Next" w:cs="Avenir Next" w:eastAsia="Avenir Next"/>
                 <w:i/>
                 <w:color w:val="1A1A1A"/>
-                <w:sz w:val="17"/>
+                <w:sz w:val="22"/>
                 <w:szCs w:val="17"/>
               </w:rPr>
               <w:t xml:space="preserve">c</w:t>
@@ -599,7 +602,7 @@
               <w:rPr>
                 <w:rFonts w:ascii="Avenir Next" w:hAnsi="Avenir Next" w:cs="Avenir Next" w:eastAsia="Avenir Next"/>
                 <w:color w:val="1A1A1A"/>
-                <w:sz w:val="17"/>
+                <w:sz w:val="22"/>
                 <w:szCs w:val="17"/>
               </w:rPr>
               <w:t xml:space="preserve"> + 9?</w:t>
@@ -618,35 +621,54 @@
                 <w:rFonts w:ascii="Avenir Next" w:hAnsi="Avenir Next" w:cs="Avenir Next" w:eastAsia="Avenir Next"/>
                 <w:b/>
                 <w:color w:val="003A70"/>
+                <w:sz w:val="22"/>
+                <w:szCs w:val="17"/>
+              </w:rPr>
+              <w:t xml:space="preserve">Step 1</w:t>
+            </w:r>
+            <w:r>
+              <w:rPr>
+                <w:rFonts w:ascii="Avenir Next" w:hAnsi="Avenir Next" w:cs="Avenir Next" w:eastAsia="Avenir Next"/>
+                <w:color w:val="1A1A1A"/>
                 <w:sz w:val="17"/>
                 <w:szCs w:val="17"/>
               </w:rPr>
-              <w:t xml:space="preserve">Step 1</w:t>
-            </w:r>
-            <w:r>
-              <w:rPr>
-                <w:rFonts w:ascii="Avenir Next" w:hAnsi="Avenir Next" w:cs="Avenir Next" w:eastAsia="Avenir Next"/>
-                <w:color w:val="1A1A1A"/>
-                <w:sz w:val="17"/>
+              <w:tab/>
+            </w:r>
+            <w:r>
+              <w:rPr>
+                <w:rFonts w:ascii="Avenir Next" w:hAnsi="Avenir Next" w:cs="Avenir Next" w:eastAsia="Avenir Next"/>
+                <w:color w:val="1A1A1A"/>
+                <w:sz w:val="22"/>
                 <w:szCs w:val="17"/>
               </w:rPr>
-              <w:tab/>
-            </w:r>
-            <w:r>
-              <w:rPr>
-                <w:rFonts w:ascii="Avenir Next" w:hAnsi="Avenir Next" w:cs="Avenir Next" w:eastAsia="Avenir Next"/>
-                <w:color w:val="1A1A1A"/>
-                <w:sz w:val="17"/>
+              <w:t xml:space="preserve">Like terms: 7</w:t>
+            </w:r>
+            <w:r>
+              <w:rPr>
+                <w:rFonts w:ascii="Avenir Next" w:hAnsi="Avenir Next" w:cs="Avenir Next" w:eastAsia="Avenir Next"/>
+                <w:i/>
+                <w:color w:val="1A1A1A"/>
+                <w:sz w:val="22"/>
                 <w:szCs w:val="17"/>
               </w:rPr>
-              <w:t xml:space="preserve">Like terms: 7</w:t>
+              <w:t xml:space="preserve">c</w:t>
+            </w:r>
+            <w:r>
+              <w:rPr>
+                <w:rFonts w:ascii="Avenir Next" w:hAnsi="Avenir Next" w:cs="Avenir Next" w:eastAsia="Avenir Next"/>
+                <w:color w:val="1A1A1A"/>
+                <w:sz w:val="22"/>
+                <w:szCs w:val="17"/>
+              </w:rPr>
+              <w:t xml:space="preserve"> and 6</w:t>
             </w:r>
             <w:r>
               <w:rPr>
                 <w:rFonts w:ascii="Avenir Next" w:hAnsi="Avenir Next" w:cs="Avenir Next" w:eastAsia="Avenir Next"/>
                 <w:i/>
                 <w:color w:val="1A1A1A"/>
-                <w:sz w:val="17"/>
+                <w:sz w:val="22"/>
                 <w:szCs w:val="17"/>
               </w:rPr>
               <w:t xml:space="preserve">c</w:t>
@@ -655,26 +677,7 @@
               <w:rPr>
                 <w:rFonts w:ascii="Avenir Next" w:hAnsi="Avenir Next" w:cs="Avenir Next" w:eastAsia="Avenir Next"/>
                 <w:color w:val="1A1A1A"/>
-                <w:sz w:val="17"/>
-                <w:szCs w:val="17"/>
-              </w:rPr>
-              <w:t xml:space="preserve"> and 6</w:t>
-            </w:r>
-            <w:r>
-              <w:rPr>
-                <w:rFonts w:ascii="Avenir Next" w:hAnsi="Avenir Next" w:cs="Avenir Next" w:eastAsia="Avenir Next"/>
-                <w:i/>
-                <w:color w:val="1A1A1A"/>
-                <w:sz w:val="17"/>
-                <w:szCs w:val="17"/>
-              </w:rPr>
-              <w:t xml:space="preserve">c</w:t>
-            </w:r>
-            <w:r>
-              <w:rPr>
-                <w:rFonts w:ascii="Avenir Next" w:hAnsi="Avenir Next" w:cs="Avenir Next" w:eastAsia="Avenir Next"/>
-                <w:color w:val="1A1A1A"/>
-                <w:sz w:val="17"/>
+                <w:sz w:val="22"/>
                 <w:szCs w:val="17"/>
               </w:rPr>
               <w:t xml:space="preserve">.</w:t>
@@ -693,35 +696,54 @@
                 <w:rFonts w:ascii="Avenir Next" w:hAnsi="Avenir Next" w:cs="Avenir Next" w:eastAsia="Avenir Next"/>
                 <w:b/>
                 <w:color w:val="003A70"/>
+                <w:sz w:val="22"/>
+                <w:szCs w:val="17"/>
+              </w:rPr>
+              <w:t xml:space="preserve">Step 2</w:t>
+            </w:r>
+            <w:r>
+              <w:rPr>
+                <w:rFonts w:ascii="Avenir Next" w:hAnsi="Avenir Next" w:cs="Avenir Next" w:eastAsia="Avenir Next"/>
+                <w:color w:val="1A1A1A"/>
                 <w:sz w:val="17"/>
                 <w:szCs w:val="17"/>
               </w:rPr>
-              <w:t xml:space="preserve">Step 2</w:t>
-            </w:r>
-            <w:r>
-              <w:rPr>
-                <w:rFonts w:ascii="Avenir Next" w:hAnsi="Avenir Next" w:cs="Avenir Next" w:eastAsia="Avenir Next"/>
-                <w:color w:val="1A1A1A"/>
-                <w:sz w:val="17"/>
+              <w:tab/>
+            </w:r>
+            <w:r>
+              <w:rPr>
+                <w:rFonts w:ascii="Avenir Next" w:hAnsi="Avenir Next" w:cs="Avenir Next" w:eastAsia="Avenir Next"/>
+                <w:color w:val="1A1A1A"/>
+                <w:sz w:val="22"/>
                 <w:szCs w:val="17"/>
               </w:rPr>
-              <w:tab/>
-            </w:r>
-            <w:r>
-              <w:rPr>
-                <w:rFonts w:ascii="Avenir Next" w:hAnsi="Avenir Next" w:cs="Avenir Next" w:eastAsia="Avenir Next"/>
-                <w:color w:val="1A1A1A"/>
-                <w:sz w:val="17"/>
+              <w:t xml:space="preserve">Combine: 7</w:t>
+            </w:r>
+            <w:r>
+              <w:rPr>
+                <w:rFonts w:ascii="Avenir Next" w:hAnsi="Avenir Next" w:cs="Avenir Next" w:eastAsia="Avenir Next"/>
+                <w:i/>
+                <w:color w:val="1A1A1A"/>
+                <w:sz w:val="22"/>
                 <w:szCs w:val="17"/>
               </w:rPr>
-              <w:t xml:space="preserve">Combine: 7</w:t>
+              <w:t xml:space="preserve">c</w:t>
+            </w:r>
+            <w:r>
+              <w:rPr>
+                <w:rFonts w:ascii="Avenir Next" w:hAnsi="Avenir Next" w:cs="Avenir Next" w:eastAsia="Avenir Next"/>
+                <w:color w:val="1A1A1A"/>
+                <w:sz w:val="22"/>
+                <w:szCs w:val="17"/>
+              </w:rPr>
+              <w:t xml:space="preserve"> + 6</w:t>
             </w:r>
             <w:r>
               <w:rPr>
                 <w:rFonts w:ascii="Avenir Next" w:hAnsi="Avenir Next" w:cs="Avenir Next" w:eastAsia="Avenir Next"/>
                 <w:i/>
                 <w:color w:val="1A1A1A"/>
-                <w:sz w:val="17"/>
+                <w:sz w:val="22"/>
                 <w:szCs w:val="17"/>
               </w:rPr>
               <w:t xml:space="preserve">c</w:t>
@@ -730,17 +752,17 @@
               <w:rPr>
                 <w:rFonts w:ascii="Avenir Next" w:hAnsi="Avenir Next" w:cs="Avenir Next" w:eastAsia="Avenir Next"/>
                 <w:color w:val="1A1A1A"/>
-                <w:sz w:val="17"/>
+                <w:sz w:val="22"/>
                 <w:szCs w:val="17"/>
               </w:rPr>
-              <w:t xml:space="preserve"> + 6</w:t>
+              <w:t xml:space="preserve"> = 13</w:t>
             </w:r>
             <w:r>
               <w:rPr>
                 <w:rFonts w:ascii="Avenir Next" w:hAnsi="Avenir Next" w:cs="Avenir Next" w:eastAsia="Avenir Next"/>
                 <w:i/>
                 <w:color w:val="1A1A1A"/>
-                <w:sz w:val="17"/>
+                <w:sz w:val="22"/>
                 <w:szCs w:val="17"/>
               </w:rPr>
               <w:t xml:space="preserve">c</w:t>
@@ -749,26 +771,7 @@
               <w:rPr>
                 <w:rFonts w:ascii="Avenir Next" w:hAnsi="Avenir Next" w:cs="Avenir Next" w:eastAsia="Avenir Next"/>
                 <w:color w:val="1A1A1A"/>
-                <w:sz w:val="17"/>
-                <w:szCs w:val="17"/>
-              </w:rPr>
-              <w:t xml:space="preserve"> = 13</w:t>
-            </w:r>
-            <w:r>
-              <w:rPr>
-                <w:rFonts w:ascii="Avenir Next" w:hAnsi="Avenir Next" w:cs="Avenir Next" w:eastAsia="Avenir Next"/>
-                <w:i/>
-                <w:color w:val="1A1A1A"/>
-                <w:sz w:val="17"/>
-                <w:szCs w:val="17"/>
-              </w:rPr>
-              <w:t xml:space="preserve">c</w:t>
-            </w:r>
-            <w:r>
-              <w:rPr>
-                <w:rFonts w:ascii="Avenir Next" w:hAnsi="Avenir Next" w:cs="Avenir Next" w:eastAsia="Avenir Next"/>
-                <w:color w:val="1A1A1A"/>
-                <w:sz w:val="17"/>
+                <w:sz w:val="22"/>
                 <w:szCs w:val="17"/>
               </w:rPr>
               <w:t xml:space="preserve">. The 9 stays alone.</w:t>
@@ -787,35 +790,54 @@
                 <w:rFonts w:ascii="Avenir Next" w:hAnsi="Avenir Next" w:cs="Avenir Next" w:eastAsia="Avenir Next"/>
                 <w:b/>
                 <w:color w:val="003A70"/>
+                <w:sz w:val="22"/>
+                <w:szCs w:val="17"/>
+              </w:rPr>
+              <w:t xml:space="preserve">Step 3</w:t>
+            </w:r>
+            <w:r>
+              <w:rPr>
+                <w:rFonts w:ascii="Avenir Next" w:hAnsi="Avenir Next" w:cs="Avenir Next" w:eastAsia="Avenir Next"/>
+                <w:color w:val="1A1A1A"/>
                 <w:sz w:val="17"/>
                 <w:szCs w:val="17"/>
               </w:rPr>
-              <w:t xml:space="preserve">Step 3</w:t>
-            </w:r>
-            <w:r>
-              <w:rPr>
-                <w:rFonts w:ascii="Avenir Next" w:hAnsi="Avenir Next" w:cs="Avenir Next" w:eastAsia="Avenir Next"/>
-                <w:color w:val="1A1A1A"/>
-                <w:sz w:val="17"/>
+              <w:tab/>
+            </w:r>
+            <w:r>
+              <w:rPr>
+                <w:rFonts w:ascii="Avenir Next" w:hAnsi="Avenir Next" w:cs="Avenir Next" w:eastAsia="Avenir Next"/>
+                <w:color w:val="1A1A1A"/>
+                <w:sz w:val="22"/>
                 <w:szCs w:val="17"/>
               </w:rPr>
-              <w:tab/>
-            </w:r>
-            <w:r>
-              <w:rPr>
-                <w:rFonts w:ascii="Avenir Next" w:hAnsi="Avenir Next" w:cs="Avenir Next" w:eastAsia="Avenir Next"/>
-                <w:color w:val="1A1A1A"/>
-                <w:sz w:val="17"/>
+              <w:t xml:space="preserve">7</w:t>
+            </w:r>
+            <w:r>
+              <w:rPr>
+                <w:rFonts w:ascii="Avenir Next" w:hAnsi="Avenir Next" w:cs="Avenir Next" w:eastAsia="Avenir Next"/>
+                <w:i/>
+                <w:color w:val="1A1A1A"/>
+                <w:sz w:val="22"/>
                 <w:szCs w:val="17"/>
               </w:rPr>
-              <w:t xml:space="preserve">7</w:t>
+              <w:t xml:space="preserve">c</w:t>
+            </w:r>
+            <w:r>
+              <w:rPr>
+                <w:rFonts w:ascii="Avenir Next" w:hAnsi="Avenir Next" w:cs="Avenir Next" w:eastAsia="Avenir Next"/>
+                <w:color w:val="1A1A1A"/>
+                <w:sz w:val="22"/>
+                <w:szCs w:val="17"/>
+              </w:rPr>
+              <w:t xml:space="preserve"> + 9 + 6</w:t>
             </w:r>
             <w:r>
               <w:rPr>
                 <w:rFonts w:ascii="Avenir Next" w:hAnsi="Avenir Next" w:cs="Avenir Next" w:eastAsia="Avenir Next"/>
                 <w:i/>
                 <w:color w:val="1A1A1A"/>
-                <w:sz w:val="17"/>
+                <w:sz w:val="22"/>
                 <w:szCs w:val="17"/>
               </w:rPr>
               <w:t xml:space="preserve">c</w:t>
@@ -824,17 +846,17 @@
               <w:rPr>
                 <w:rFonts w:ascii="Avenir Next" w:hAnsi="Avenir Next" w:cs="Avenir Next" w:eastAsia="Avenir Next"/>
                 <w:color w:val="1A1A1A"/>
-                <w:sz w:val="17"/>
+                <w:sz w:val="22"/>
                 <w:szCs w:val="17"/>
               </w:rPr>
-              <w:t xml:space="preserve"> + 9 + 6</w:t>
+              <w:t xml:space="preserve"> = 13</w:t>
             </w:r>
             <w:r>
               <w:rPr>
                 <w:rFonts w:ascii="Avenir Next" w:hAnsi="Avenir Next" w:cs="Avenir Next" w:eastAsia="Avenir Next"/>
                 <w:i/>
                 <w:color w:val="1A1A1A"/>
-                <w:sz w:val="17"/>
+                <w:sz w:val="22"/>
                 <w:szCs w:val="17"/>
               </w:rPr>
               <w:t xml:space="preserve">c</w:t>
@@ -843,26 +865,7 @@
               <w:rPr>
                 <w:rFonts w:ascii="Avenir Next" w:hAnsi="Avenir Next" w:cs="Avenir Next" w:eastAsia="Avenir Next"/>
                 <w:color w:val="1A1A1A"/>
-                <w:sz w:val="17"/>
-                <w:szCs w:val="17"/>
-              </w:rPr>
-              <w:t xml:space="preserve"> = 13</w:t>
-            </w:r>
-            <w:r>
-              <w:rPr>
-                <w:rFonts w:ascii="Avenir Next" w:hAnsi="Avenir Next" w:cs="Avenir Next" w:eastAsia="Avenir Next"/>
-                <w:i/>
-                <w:color w:val="1A1A1A"/>
-                <w:sz w:val="17"/>
-                <w:szCs w:val="17"/>
-              </w:rPr>
-              <w:t xml:space="preserve">c</w:t>
-            </w:r>
-            <w:r>
-              <w:rPr>
-                <w:rFonts w:ascii="Avenir Next" w:hAnsi="Avenir Next" w:cs="Avenir Next" w:eastAsia="Avenir Next"/>
-                <w:color w:val="1A1A1A"/>
-                <w:sz w:val="17"/>
+                <w:sz w:val="22"/>
                 <w:szCs w:val="17"/>
               </w:rPr>
               <w:t xml:space="preserve"> + 9.</w:t>
@@ -881,39 +884,39 @@
                 <w:rFonts w:ascii="Avenir Next" w:hAnsi="Avenir Next" w:cs="Avenir Next" w:eastAsia="Avenir Next"/>
                 <w:b/>
                 <w:color w:val="1A1A1A"/>
+                <w:sz w:val="22"/>
+                <w:szCs w:val="17"/>
+              </w:rPr>
+              <w:t xml:space="preserve">Answer</w:t>
+            </w:r>
+            <w:r>
+              <w:rPr>
+                <w:rFonts w:ascii="Avenir Next" w:hAnsi="Avenir Next" w:cs="Avenir Next" w:eastAsia="Avenir Next"/>
+                <w:color w:val="1A1A1A"/>
                 <w:sz w:val="17"/>
                 <w:szCs w:val="17"/>
               </w:rPr>
-              <w:t xml:space="preserve">Answer</w:t>
-            </w:r>
-            <w:r>
-              <w:rPr>
-                <w:rFonts w:ascii="Avenir Next" w:hAnsi="Avenir Next" w:cs="Avenir Next" w:eastAsia="Avenir Next"/>
-                <w:color w:val="1A1A1A"/>
-                <w:sz w:val="17"/>
+              <w:tab/>
+            </w:r>
+            <w:r>
+              <w:rPr>
+                <w:rFonts w:ascii="Avenir Next" w:hAnsi="Avenir Next" w:cs="Avenir Next" w:eastAsia="Avenir Next"/>
+                <w:b/>
+                <w:color w:val="1A1A1A"/>
+                <w:sz w:val="22"/>
                 <w:szCs w:val="17"/>
               </w:rPr>
-              <w:tab/>
-            </w:r>
-            <w:r>
-              <w:rPr>
-                <w:rFonts w:ascii="Avenir Next" w:hAnsi="Avenir Next" w:cs="Avenir Next" w:eastAsia="Avenir Next"/>
-                <w:b/>
-                <w:color w:val="1A1A1A"/>
-                <w:sz w:val="17"/>
+              <w:t xml:space="preserve">13</w:t>
+            </w:r>
+            <w:r>
+              <w:rPr>
+                <w:rFonts w:ascii="Avenir Next" w:hAnsi="Avenir Next" w:cs="Avenir Next" w:eastAsia="Avenir Next"/>
+                <w:b/>
+                <w:i/>
+                <w:color w:val="1A1A1A"/>
+                <w:sz w:val="22"/>
                 <w:szCs w:val="17"/>
               </w:rPr>
-              <w:t xml:space="preserve">13</w:t>
-            </w:r>
-            <w:r>
-              <w:rPr>
-                <w:rFonts w:ascii="Avenir Next" w:hAnsi="Avenir Next" w:cs="Avenir Next" w:eastAsia="Avenir Next"/>
-                <w:b/>
-                <w:i/>
-                <w:color w:val="1A1A1A"/>
-                <w:sz w:val="17"/>
-                <w:szCs w:val="17"/>
-              </w:rPr>
               <w:t xml:space="preserve">c</w:t>
             </w:r>
             <w:r>
@@ -921,7 +924,7 @@
                 <w:rFonts w:ascii="Avenir Next" w:hAnsi="Avenir Next" w:cs="Avenir Next" w:eastAsia="Avenir Next"/>
                 <w:b/>
                 <w:color w:val="1A1A1A"/>
-                <w:sz w:val="17"/>
+                <w:sz w:val="22"/>
                 <w:szCs w:val="17"/>
               </w:rPr>
               <w:t xml:space="preserve"> + 9; yes, equivalent</w:t>
@@ -950,7 +953,7 @@
           <w:rFonts w:ascii="Avenir Next" w:hAnsi="Avenir Next" w:cs="Avenir Next" w:eastAsia="Avenir Next"/>
           <w:b/>
           <w:color w:val="1A1A1A"/>
-          <w:sz w:val="17"/>
+          <w:sz w:val="22"/>
           <w:szCs w:val="17"/>
         </w:rPr>
         <w:t xml:space="preserve">like terms</w:t>
@@ -960,7 +963,7 @@
           <w:rFonts w:ascii="Avenir Next" w:hAnsi="Avenir Next" w:cs="Avenir Next" w:eastAsia="Avenir Next"/>
           <w:i/>
           <w:color w:val="5A5F66"/>
-          <w:sz w:val="17"/>
+          <w:sz w:val="22"/>
           <w:szCs w:val="17"/>
         </w:rPr>
         <w:t xml:space="preserve"> (términos semejantes)</w:t>
@@ -969,7 +972,7 @@
         <w:rPr>
           <w:rFonts w:ascii="Avenir Next" w:hAnsi="Avenir Next" w:cs="Avenir Next" w:eastAsia="Avenir Next"/>
           <w:color w:val="5A5F66"/>
-          <w:sz w:val="17"/>
+          <w:sz w:val="22"/>
           <w:szCs w:val="17"/>
         </w:rPr>
         <w:t xml:space="preserve">   ·   </w:t>
@@ -979,7 +982,7 @@
           <w:rFonts w:ascii="Avenir Next" w:hAnsi="Avenir Next" w:cs="Avenir Next" w:eastAsia="Avenir Next"/>
           <w:b/>
           <w:color w:val="1A1A1A"/>
-          <w:sz w:val="17"/>
+          <w:sz w:val="22"/>
           <w:szCs w:val="17"/>
         </w:rPr>
         <w:t xml:space="preserve">combine</w:t>
@@ -989,7 +992,7 @@
           <w:rFonts w:ascii="Avenir Next" w:hAnsi="Avenir Next" w:cs="Avenir Next" w:eastAsia="Avenir Next"/>
           <w:i/>
           <w:color w:val="5A5F66"/>
-          <w:sz w:val="17"/>
+          <w:sz w:val="22"/>
           <w:szCs w:val="17"/>
         </w:rPr>
         <w:t xml:space="preserve"> (combinar)</w:t>
@@ -998,7 +1001,7 @@
         <w:rPr>
           <w:rFonts w:ascii="Avenir Next" w:hAnsi="Avenir Next" w:cs="Avenir Next" w:eastAsia="Avenir Next"/>
           <w:color w:val="5A5F66"/>
-          <w:sz w:val="17"/>
+          <w:sz w:val="22"/>
           <w:szCs w:val="17"/>
         </w:rPr>
         <w:t xml:space="preserve">   ·   </w:t>
@@ -1008,7 +1011,7 @@
           <w:rFonts w:ascii="Avenir Next" w:hAnsi="Avenir Next" w:cs="Avenir Next" w:eastAsia="Avenir Next"/>
           <w:b/>
           <w:color w:val="1A1A1A"/>
-          <w:sz w:val="17"/>
+          <w:sz w:val="22"/>
           <w:szCs w:val="17"/>
         </w:rPr>
         <w:t xml:space="preserve">equivalent expressions</w:t>
@@ -1018,7 +1021,7 @@
           <w:rFonts w:ascii="Avenir Next" w:hAnsi="Avenir Next" w:cs="Avenir Next" w:eastAsia="Avenir Next"/>
           <w:i/>
           <w:color w:val="5A5F66"/>
-          <w:sz w:val="17"/>
+          <w:sz w:val="22"/>
           <w:szCs w:val="17"/>
         </w:rPr>
         <w:t xml:space="preserve"> (expresiones equivalentes)</w:t>
@@ -1026,6 +1029,7 @@
     </w:p>
     <w:p>
       <w:pPr>
+        <w:pStyle w:val="Heading2"/>
         <w:keepNext/>
         <w:pBdr>
           <w:bottom w:val="single" w:sz="8" w:space="3" w:color="003A70"/>
@@ -1041,7 +1045,7 @@
           <w:b/>
           <w:color w:val="003A70"/>
           <w:spacing w:val="14"/>
-          <w:sz w:val="19"/>
+          <w:sz w:val="22"/>
           <w:szCs w:val="19"/>
         </w:rPr>
         <w:t xml:space="preserve">PRACTICE</w:t>
@@ -1060,7 +1064,7 @@
           <w:rFonts w:ascii="Avenir Next" w:hAnsi="Avenir Next" w:cs="Avenir Next" w:eastAsia="Avenir Next"/>
           <w:i/>
           <w:color w:val="5A5F66"/>
-          <w:sz w:val="17"/>
+          <w:sz w:val="22"/>
           <w:szCs w:val="17"/>
         </w:rPr>
         <w:t xml:space="preserve">show your work · label units</w:t>
@@ -1068,7 +1072,7 @@
     </w:p>
     <w:p>
       <w:pPr>
-        <w:spacing w:before="0" w:after="0" w:line="20" w:lineRule="exact"/>
+        <w:spacing w:before="0" w:after="0" w:line="50" w:lineRule="exact"/>
       </w:pPr>
     </w:p>
     <w:tbl>
@@ -1118,25 +1122,25 @@
                 <w:rFonts w:ascii="Avenir Next" w:hAnsi="Avenir Next" w:cs="Avenir Next" w:eastAsia="Avenir Next"/>
                 <w:b/>
                 <w:color w:val="1A1A1A"/>
+                <w:sz w:val="22"/>
+                <w:szCs w:val="20"/>
+              </w:rPr>
+              <w:t xml:space="preserve">1.</w:t>
+            </w:r>
+            <w:r>
+              <w:rPr>
+                <w:rFonts w:ascii="Avenir Next" w:hAnsi="Avenir Next" w:cs="Avenir Next" w:eastAsia="Avenir Next"/>
+                <w:color w:val="1A1A1A"/>
                 <w:sz w:val="20"/>
                 <w:szCs w:val="20"/>
               </w:rPr>
-              <w:t xml:space="preserve">1.</w:t>
-            </w:r>
-            <w:r>
-              <w:rPr>
-                <w:rFonts w:ascii="Avenir Next" w:hAnsi="Avenir Next" w:cs="Avenir Next" w:eastAsia="Avenir Next"/>
-                <w:color w:val="1A1A1A"/>
-                <w:sz w:val="20"/>
-                <w:szCs w:val="20"/>
-              </w:rPr>
               <w:tab/>
             </w:r>
             <w:r>
               <w:rPr>
                 <w:rFonts w:ascii="Avenir Next" w:hAnsi="Avenir Next" w:cs="Avenir Next" w:eastAsia="Avenir Next"/>
                 <w:color w:val="1A1A1A"/>
-                <w:sz w:val="20"/>
+                <w:sz w:val="22"/>
                 <w:szCs w:val="20"/>
               </w:rPr>
               <w:t xml:space="preserve">Simplify each expression.</w:t>
@@ -1191,35 +1195,54 @@
                       <w:rFonts w:ascii="Avenir Next" w:hAnsi="Avenir Next" w:cs="Avenir Next" w:eastAsia="Avenir Next"/>
                       <w:b/>
                       <w:color w:val="003A70"/>
+                      <w:sz w:val="22"/>
+                      <w:szCs w:val="20"/>
+                    </w:rPr>
+                    <w:t xml:space="preserve">a.</w:t>
+                  </w:r>
+                  <w:r>
+                    <w:rPr>
+                      <w:rFonts w:ascii="Avenir Next" w:hAnsi="Avenir Next" w:cs="Avenir Next" w:eastAsia="Avenir Next"/>
+                      <w:color w:val="1A1A1A"/>
                       <w:sz w:val="20"/>
                       <w:szCs w:val="20"/>
                     </w:rPr>
-                    <w:t xml:space="preserve">a.</w:t>
-                  </w:r>
-                  <w:r>
-                    <w:rPr>
-                      <w:rFonts w:ascii="Avenir Next" w:hAnsi="Avenir Next" w:cs="Avenir Next" w:eastAsia="Avenir Next"/>
-                      <w:color w:val="1A1A1A"/>
-                      <w:sz w:val="20"/>
+                    <w:tab/>
+                  </w:r>
+                  <w:r>
+                    <w:rPr>
+                      <w:rFonts w:ascii="Avenir Next" w:hAnsi="Avenir Next" w:cs="Avenir Next" w:eastAsia="Avenir Next"/>
+                      <w:color w:val="1A1A1A"/>
+                      <w:sz w:val="22"/>
                       <w:szCs w:val="20"/>
                     </w:rPr>
-                    <w:tab/>
-                  </w:r>
-                  <w:r>
-                    <w:rPr>
-                      <w:rFonts w:ascii="Avenir Next" w:hAnsi="Avenir Next" w:cs="Avenir Next" w:eastAsia="Avenir Next"/>
-                      <w:color w:val="1A1A1A"/>
-                      <w:sz w:val="20"/>
+                    <w:t xml:space="preserve">6</w:t>
+                  </w:r>
+                  <w:r>
+                    <w:rPr>
+                      <w:rFonts w:ascii="Avenir Next" w:hAnsi="Avenir Next" w:cs="Avenir Next" w:eastAsia="Avenir Next"/>
+                      <w:i/>
+                      <w:color w:val="1A1A1A"/>
+                      <w:sz w:val="22"/>
                       <w:szCs w:val="20"/>
                     </w:rPr>
-                    <w:t xml:space="preserve">6</w:t>
+                    <w:t xml:space="preserve">y</w:t>
+                  </w:r>
+                  <w:r>
+                    <w:rPr>
+                      <w:rFonts w:ascii="Avenir Next" w:hAnsi="Avenir Next" w:cs="Avenir Next" w:eastAsia="Avenir Next"/>
+                      <w:color w:val="1A1A1A"/>
+                      <w:sz w:val="22"/>
+                      <w:szCs w:val="20"/>
+                    </w:rPr>
+                    <w:t xml:space="preserve"> + 9 + 2</w:t>
                   </w:r>
                   <w:r>
                     <w:rPr>
                       <w:rFonts w:ascii="Avenir Next" w:hAnsi="Avenir Next" w:cs="Avenir Next" w:eastAsia="Avenir Next"/>
                       <w:i/>
                       <w:color w:val="1A1A1A"/>
-                      <w:sz w:val="20"/>
+                      <w:sz w:val="22"/>
                       <w:szCs w:val="20"/>
                     </w:rPr>
                     <w:t xml:space="preserve">y</w:t>
@@ -1228,26 +1251,7 @@
                     <w:rPr>
                       <w:rFonts w:ascii="Avenir Next" w:hAnsi="Avenir Next" w:cs="Avenir Next" w:eastAsia="Avenir Next"/>
                       <w:color w:val="1A1A1A"/>
-                      <w:sz w:val="20"/>
-                      <w:szCs w:val="20"/>
-                    </w:rPr>
-                    <w:t xml:space="preserve"> + 9 + 2</w:t>
-                  </w:r>
-                  <w:r>
-                    <w:rPr>
-                      <w:rFonts w:ascii="Avenir Next" w:hAnsi="Avenir Next" w:cs="Avenir Next" w:eastAsia="Avenir Next"/>
-                      <w:i/>
-                      <w:color w:val="1A1A1A"/>
-                      <w:sz w:val="20"/>
-                      <w:szCs w:val="20"/>
-                    </w:rPr>
-                    <w:t xml:space="preserve">y</w:t>
-                  </w:r>
-                  <w:r>
-                    <w:rPr>
-                      <w:rFonts w:ascii="Avenir Next" w:hAnsi="Avenir Next" w:cs="Avenir Next" w:eastAsia="Avenir Next"/>
-                      <w:color w:val="1A1A1A"/>
-                      <w:sz w:val="20"/>
+                      <w:sz w:val="22"/>
                       <w:szCs w:val="20"/>
                     </w:rPr>
                     <w:t xml:space="preserve"> =</w:t>
@@ -1291,35 +1295,54 @@
                       <w:rFonts w:ascii="Avenir Next" w:hAnsi="Avenir Next" w:cs="Avenir Next" w:eastAsia="Avenir Next"/>
                       <w:b/>
                       <w:color w:val="003A70"/>
+                      <w:sz w:val="22"/>
+                      <w:szCs w:val="20"/>
+                    </w:rPr>
+                    <w:t xml:space="preserve">b.</w:t>
+                  </w:r>
+                  <w:r>
+                    <w:rPr>
+                      <w:rFonts w:ascii="Avenir Next" w:hAnsi="Avenir Next" w:cs="Avenir Next" w:eastAsia="Avenir Next"/>
+                      <w:color w:val="1A1A1A"/>
                       <w:sz w:val="20"/>
                       <w:szCs w:val="20"/>
                     </w:rPr>
-                    <w:t xml:space="preserve">b.</w:t>
-                  </w:r>
-                  <w:r>
-                    <w:rPr>
-                      <w:rFonts w:ascii="Avenir Next" w:hAnsi="Avenir Next" w:cs="Avenir Next" w:eastAsia="Avenir Next"/>
-                      <w:color w:val="1A1A1A"/>
-                      <w:sz w:val="20"/>
+                    <w:tab/>
+                  </w:r>
+                  <w:r>
+                    <w:rPr>
+                      <w:rFonts w:ascii="Avenir Next" w:hAnsi="Avenir Next" w:cs="Avenir Next" w:eastAsia="Avenir Next"/>
+                      <w:color w:val="1A1A1A"/>
+                      <w:sz w:val="22"/>
                       <w:szCs w:val="20"/>
                     </w:rPr>
-                    <w:tab/>
-                  </w:r>
-                  <w:r>
-                    <w:rPr>
-                      <w:rFonts w:ascii="Avenir Next" w:hAnsi="Avenir Next" w:cs="Avenir Next" w:eastAsia="Avenir Next"/>
-                      <w:color w:val="1A1A1A"/>
-                      <w:sz w:val="20"/>
+                    <w:t xml:space="preserve">11</w:t>
+                  </w:r>
+                  <w:r>
+                    <w:rPr>
+                      <w:rFonts w:ascii="Avenir Next" w:hAnsi="Avenir Next" w:cs="Avenir Next" w:eastAsia="Avenir Next"/>
+                      <w:i/>
+                      <w:color w:val="1A1A1A"/>
+                      <w:sz w:val="22"/>
                       <w:szCs w:val="20"/>
                     </w:rPr>
-                    <w:t xml:space="preserve">11</w:t>
+                    <w:t xml:space="preserve">k</w:t>
+                  </w:r>
+                  <w:r>
+                    <w:rPr>
+                      <w:rFonts w:ascii="Avenir Next" w:hAnsi="Avenir Next" w:cs="Avenir Next" w:eastAsia="Avenir Next"/>
+                      <w:color w:val="1A1A1A"/>
+                      <w:sz w:val="22"/>
+                      <w:szCs w:val="20"/>
+                    </w:rPr>
+                    <w:t xml:space="preserve"> + 5 − 4</w:t>
                   </w:r>
                   <w:r>
                     <w:rPr>
                       <w:rFonts w:ascii="Avenir Next" w:hAnsi="Avenir Next" w:cs="Avenir Next" w:eastAsia="Avenir Next"/>
                       <w:i/>
                       <w:color w:val="1A1A1A"/>
-                      <w:sz w:val="20"/>
+                      <w:sz w:val="22"/>
                       <w:szCs w:val="20"/>
                     </w:rPr>
                     <w:t xml:space="preserve">k</w:t>
@@ -1328,26 +1351,7 @@
                     <w:rPr>
                       <w:rFonts w:ascii="Avenir Next" w:hAnsi="Avenir Next" w:cs="Avenir Next" w:eastAsia="Avenir Next"/>
                       <w:color w:val="1A1A1A"/>
-                      <w:sz w:val="20"/>
-                      <w:szCs w:val="20"/>
-                    </w:rPr>
-                    <w:t xml:space="preserve"> + 5 − 4</w:t>
-                  </w:r>
-                  <w:r>
-                    <w:rPr>
-                      <w:rFonts w:ascii="Avenir Next" w:hAnsi="Avenir Next" w:cs="Avenir Next" w:eastAsia="Avenir Next"/>
-                      <w:i/>
-                      <w:color w:val="1A1A1A"/>
-                      <w:sz w:val="20"/>
-                      <w:szCs w:val="20"/>
-                    </w:rPr>
-                    <w:t xml:space="preserve">k</w:t>
-                  </w:r>
-                  <w:r>
-                    <w:rPr>
-                      <w:rFonts w:ascii="Avenir Next" w:hAnsi="Avenir Next" w:cs="Avenir Next" w:eastAsia="Avenir Next"/>
-                      <w:color w:val="1A1A1A"/>
-                      <w:sz w:val="20"/>
+                      <w:sz w:val="22"/>
                       <w:szCs w:val="20"/>
                     </w:rPr>
                     <w:t xml:space="preserve"> =</w:t>
@@ -1397,35 +1401,54 @@
                       <w:rFonts w:ascii="Avenir Next" w:hAnsi="Avenir Next" w:cs="Avenir Next" w:eastAsia="Avenir Next"/>
                       <w:b/>
                       <w:color w:val="003A70"/>
+                      <w:sz w:val="22"/>
+                      <w:szCs w:val="20"/>
+                    </w:rPr>
+                    <w:t xml:space="preserve">c.</w:t>
+                  </w:r>
+                  <w:r>
+                    <w:rPr>
+                      <w:rFonts w:ascii="Avenir Next" w:hAnsi="Avenir Next" w:cs="Avenir Next" w:eastAsia="Avenir Next"/>
+                      <w:color w:val="1A1A1A"/>
                       <w:sz w:val="20"/>
                       <w:szCs w:val="20"/>
                     </w:rPr>
-                    <w:t xml:space="preserve">c.</w:t>
-                  </w:r>
-                  <w:r>
-                    <w:rPr>
-                      <w:rFonts w:ascii="Avenir Next" w:hAnsi="Avenir Next" w:cs="Avenir Next" w:eastAsia="Avenir Next"/>
-                      <w:color w:val="1A1A1A"/>
-                      <w:sz w:val="20"/>
+                    <w:tab/>
+                  </w:r>
+                  <w:r>
+                    <w:rPr>
+                      <w:rFonts w:ascii="Avenir Next" w:hAnsi="Avenir Next" w:cs="Avenir Next" w:eastAsia="Avenir Next"/>
+                      <w:color w:val="1A1A1A"/>
+                      <w:sz w:val="22"/>
                       <w:szCs w:val="20"/>
                     </w:rPr>
-                    <w:tab/>
-                  </w:r>
-                  <w:r>
-                    <w:rPr>
-                      <w:rFonts w:ascii="Avenir Next" w:hAnsi="Avenir Next" w:cs="Avenir Next" w:eastAsia="Avenir Next"/>
-                      <w:color w:val="1A1A1A"/>
-                      <w:sz w:val="20"/>
+                    <w:t xml:space="preserve">2</w:t>
+                  </w:r>
+                  <w:r>
+                    <w:rPr>
+                      <w:rFonts w:ascii="Avenir Next" w:hAnsi="Avenir Next" w:cs="Avenir Next" w:eastAsia="Avenir Next"/>
+                      <w:i/>
+                      <w:color w:val="1A1A1A"/>
+                      <w:sz w:val="22"/>
                       <w:szCs w:val="20"/>
                     </w:rPr>
-                    <w:t xml:space="preserve">2</w:t>
+                    <w:t xml:space="preserve">x</w:t>
+                  </w:r>
+                  <w:r>
+                    <w:rPr>
+                      <w:rFonts w:ascii="Avenir Next" w:hAnsi="Avenir Next" w:cs="Avenir Next" w:eastAsia="Avenir Next"/>
+                      <w:color w:val="1A1A1A"/>
+                      <w:sz w:val="22"/>
+                      <w:szCs w:val="20"/>
+                    </w:rPr>
+                    <w:t xml:space="preserve"> + 10 + 5</w:t>
                   </w:r>
                   <w:r>
                     <w:rPr>
                       <w:rFonts w:ascii="Avenir Next" w:hAnsi="Avenir Next" w:cs="Avenir Next" w:eastAsia="Avenir Next"/>
                       <w:i/>
                       <w:color w:val="1A1A1A"/>
-                      <w:sz w:val="20"/>
+                      <w:sz w:val="22"/>
                       <w:szCs w:val="20"/>
                     </w:rPr>
                     <w:t xml:space="preserve">x</w:t>
@@ -1434,26 +1457,7 @@
                     <w:rPr>
                       <w:rFonts w:ascii="Avenir Next" w:hAnsi="Avenir Next" w:cs="Avenir Next" w:eastAsia="Avenir Next"/>
                       <w:color w:val="1A1A1A"/>
-                      <w:sz w:val="20"/>
-                      <w:szCs w:val="20"/>
-                    </w:rPr>
-                    <w:t xml:space="preserve"> + 10 + 5</w:t>
-                  </w:r>
-                  <w:r>
-                    <w:rPr>
-                      <w:rFonts w:ascii="Avenir Next" w:hAnsi="Avenir Next" w:cs="Avenir Next" w:eastAsia="Avenir Next"/>
-                      <w:i/>
-                      <w:color w:val="1A1A1A"/>
-                      <w:sz w:val="20"/>
-                      <w:szCs w:val="20"/>
-                    </w:rPr>
-                    <w:t xml:space="preserve">x</w:t>
-                  </w:r>
-                  <w:r>
-                    <w:rPr>
-                      <w:rFonts w:ascii="Avenir Next" w:hAnsi="Avenir Next" w:cs="Avenir Next" w:eastAsia="Avenir Next"/>
-                      <w:color w:val="1A1A1A"/>
-                      <w:sz w:val="20"/>
+                      <w:sz w:val="22"/>
                       <w:szCs w:val="20"/>
                     </w:rPr>
                     <w:t xml:space="preserve"> + 3 =</w:t>
@@ -1497,35 +1501,54 @@
                       <w:rFonts w:ascii="Avenir Next" w:hAnsi="Avenir Next" w:cs="Avenir Next" w:eastAsia="Avenir Next"/>
                       <w:b/>
                       <w:color w:val="003A70"/>
+                      <w:sz w:val="22"/>
+                      <w:szCs w:val="20"/>
+                    </w:rPr>
+                    <w:t xml:space="preserve">d.</w:t>
+                  </w:r>
+                  <w:r>
+                    <w:rPr>
+                      <w:rFonts w:ascii="Avenir Next" w:hAnsi="Avenir Next" w:cs="Avenir Next" w:eastAsia="Avenir Next"/>
+                      <w:color w:val="1A1A1A"/>
                       <w:sz w:val="20"/>
                       <w:szCs w:val="20"/>
                     </w:rPr>
-                    <w:t xml:space="preserve">d.</w:t>
-                  </w:r>
-                  <w:r>
-                    <w:rPr>
-                      <w:rFonts w:ascii="Avenir Next" w:hAnsi="Avenir Next" w:cs="Avenir Next" w:eastAsia="Avenir Next"/>
-                      <w:color w:val="1A1A1A"/>
-                      <w:sz w:val="20"/>
+                    <w:tab/>
+                  </w:r>
+                  <w:r>
+                    <w:rPr>
+                      <w:rFonts w:ascii="Avenir Next" w:hAnsi="Avenir Next" w:cs="Avenir Next" w:eastAsia="Avenir Next"/>
+                      <w:color w:val="1A1A1A"/>
+                      <w:sz w:val="22"/>
                       <w:szCs w:val="20"/>
                     </w:rPr>
-                    <w:tab/>
-                  </w:r>
-                  <w:r>
-                    <w:rPr>
-                      <w:rFonts w:ascii="Avenir Next" w:hAnsi="Avenir Next" w:cs="Avenir Next" w:eastAsia="Avenir Next"/>
-                      <w:color w:val="1A1A1A"/>
-                      <w:sz w:val="20"/>
+                    <w:t xml:space="preserve">8</w:t>
+                  </w:r>
+                  <w:r>
+                    <w:rPr>
+                      <w:rFonts w:ascii="Avenir Next" w:hAnsi="Avenir Next" w:cs="Avenir Next" w:eastAsia="Avenir Next"/>
+                      <w:i/>
+                      <w:color w:val="1A1A1A"/>
+                      <w:sz w:val="22"/>
                       <w:szCs w:val="20"/>
                     </w:rPr>
-                    <w:t xml:space="preserve">8</w:t>
+                    <w:t xml:space="preserve">r</w:t>
+                  </w:r>
+                  <w:r>
+                    <w:rPr>
+                      <w:rFonts w:ascii="Avenir Next" w:hAnsi="Avenir Next" w:cs="Avenir Next" w:eastAsia="Avenir Next"/>
+                      <w:color w:val="1A1A1A"/>
+                      <w:sz w:val="22"/>
+                      <w:szCs w:val="20"/>
+                    </w:rPr>
+                    <w:t xml:space="preserve"> + 6 + 4</w:t>
                   </w:r>
                   <w:r>
                     <w:rPr>
                       <w:rFonts w:ascii="Avenir Next" w:hAnsi="Avenir Next" w:cs="Avenir Next" w:eastAsia="Avenir Next"/>
                       <w:i/>
                       <w:color w:val="1A1A1A"/>
-                      <w:sz w:val="20"/>
+                      <w:sz w:val="22"/>
                       <w:szCs w:val="20"/>
                     </w:rPr>
                     <w:t xml:space="preserve">r</w:t>
@@ -1534,26 +1557,7 @@
                     <w:rPr>
                       <w:rFonts w:ascii="Avenir Next" w:hAnsi="Avenir Next" w:cs="Avenir Next" w:eastAsia="Avenir Next"/>
                       <w:color w:val="1A1A1A"/>
-                      <w:sz w:val="20"/>
-                      <w:szCs w:val="20"/>
-                    </w:rPr>
-                    <w:t xml:space="preserve"> + 6 + 4</w:t>
-                  </w:r>
-                  <w:r>
-                    <w:rPr>
-                      <w:rFonts w:ascii="Avenir Next" w:hAnsi="Avenir Next" w:cs="Avenir Next" w:eastAsia="Avenir Next"/>
-                      <w:i/>
-                      <w:color w:val="1A1A1A"/>
-                      <w:sz w:val="20"/>
-                      <w:szCs w:val="20"/>
-                    </w:rPr>
-                    <w:t xml:space="preserve">r</w:t>
-                  </w:r>
-                  <w:r>
-                    <w:rPr>
-                      <w:rFonts w:ascii="Avenir Next" w:hAnsi="Avenir Next" w:cs="Avenir Next" w:eastAsia="Avenir Next"/>
-                      <w:color w:val="1A1A1A"/>
-                      <w:sz w:val="20"/>
+                      <w:sz w:val="22"/>
                       <w:szCs w:val="20"/>
                     </w:rPr>
                     <w:t xml:space="preserve"> + 9 =</w:t>
@@ -1603,35 +1607,54 @@
                       <w:rFonts w:ascii="Avenir Next" w:hAnsi="Avenir Next" w:cs="Avenir Next" w:eastAsia="Avenir Next"/>
                       <w:b/>
                       <w:color w:val="003A70"/>
+                      <w:sz w:val="22"/>
+                      <w:szCs w:val="20"/>
+                    </w:rPr>
+                    <w:t xml:space="preserve">e.</w:t>
+                  </w:r>
+                  <w:r>
+                    <w:rPr>
+                      <w:rFonts w:ascii="Avenir Next" w:hAnsi="Avenir Next" w:cs="Avenir Next" w:eastAsia="Avenir Next"/>
+                      <w:color w:val="1A1A1A"/>
                       <w:sz w:val="20"/>
                       <w:szCs w:val="20"/>
                     </w:rPr>
-                    <w:t xml:space="preserve">e.</w:t>
-                  </w:r>
-                  <w:r>
-                    <w:rPr>
-                      <w:rFonts w:ascii="Avenir Next" w:hAnsi="Avenir Next" w:cs="Avenir Next" w:eastAsia="Avenir Next"/>
-                      <w:color w:val="1A1A1A"/>
-                      <w:sz w:val="20"/>
+                    <w:tab/>
+                  </w:r>
+                  <w:r>
+                    <w:rPr>
+                      <w:rFonts w:ascii="Avenir Next" w:hAnsi="Avenir Next" w:cs="Avenir Next" w:eastAsia="Avenir Next"/>
+                      <w:color w:val="1A1A1A"/>
+                      <w:sz w:val="22"/>
                       <w:szCs w:val="20"/>
                     </w:rPr>
-                    <w:tab/>
-                  </w:r>
-                  <w:r>
-                    <w:rPr>
-                      <w:rFonts w:ascii="Avenir Next" w:hAnsi="Avenir Next" w:cs="Avenir Next" w:eastAsia="Avenir Next"/>
-                      <w:color w:val="1A1A1A"/>
-                      <w:sz w:val="20"/>
+                    <w:t xml:space="preserve">4</w:t>
+                  </w:r>
+                  <w:r>
+                    <w:rPr>
+                      <w:rFonts w:ascii="Avenir Next" w:hAnsi="Avenir Next" w:cs="Avenir Next" w:eastAsia="Avenir Next"/>
+                      <w:i/>
+                      <w:color w:val="1A1A1A"/>
+                      <w:sz w:val="22"/>
                       <w:szCs w:val="20"/>
                     </w:rPr>
-                    <w:t xml:space="preserve">4</w:t>
+                    <w:t xml:space="preserve">n</w:t>
+                  </w:r>
+                  <w:r>
+                    <w:rPr>
+                      <w:rFonts w:ascii="Avenir Next" w:hAnsi="Avenir Next" w:cs="Avenir Next" w:eastAsia="Avenir Next"/>
+                      <w:color w:val="1A1A1A"/>
+                      <w:sz w:val="22"/>
+                      <w:szCs w:val="20"/>
+                    </w:rPr>
+                    <w:t xml:space="preserve"> + 4</w:t>
                   </w:r>
                   <w:r>
                     <w:rPr>
                       <w:rFonts w:ascii="Avenir Next" w:hAnsi="Avenir Next" w:cs="Avenir Next" w:eastAsia="Avenir Next"/>
                       <w:i/>
                       <w:color w:val="1A1A1A"/>
-                      <w:sz w:val="20"/>
+                      <w:sz w:val="22"/>
                       <w:szCs w:val="20"/>
                     </w:rPr>
                     <w:t xml:space="preserve">n</w:t>
@@ -1640,26 +1663,7 @@
                     <w:rPr>
                       <w:rFonts w:ascii="Avenir Next" w:hAnsi="Avenir Next" w:cs="Avenir Next" w:eastAsia="Avenir Next"/>
                       <w:color w:val="1A1A1A"/>
-                      <w:sz w:val="20"/>
-                      <w:szCs w:val="20"/>
-                    </w:rPr>
-                    <w:t xml:space="preserve"> + 4</w:t>
-                  </w:r>
-                  <w:r>
-                    <w:rPr>
-                      <w:rFonts w:ascii="Avenir Next" w:hAnsi="Avenir Next" w:cs="Avenir Next" w:eastAsia="Avenir Next"/>
-                      <w:i/>
-                      <w:color w:val="1A1A1A"/>
-                      <w:sz w:val="20"/>
-                      <w:szCs w:val="20"/>
-                    </w:rPr>
-                    <w:t xml:space="preserve">n</w:t>
-                  </w:r>
-                  <w:r>
-                    <w:rPr>
-                      <w:rFonts w:ascii="Avenir Next" w:hAnsi="Avenir Next" w:cs="Avenir Next" w:eastAsia="Avenir Next"/>
-                      <w:color w:val="1A1A1A"/>
-                      <w:sz w:val="20"/>
+                      <w:sz w:val="22"/>
                       <w:szCs w:val="20"/>
                     </w:rPr>
                     <w:t xml:space="preserve"> =</w:t>
@@ -1703,35 +1707,54 @@
                       <w:rFonts w:ascii="Avenir Next" w:hAnsi="Avenir Next" w:cs="Avenir Next" w:eastAsia="Avenir Next"/>
                       <w:b/>
                       <w:color w:val="003A70"/>
+                      <w:sz w:val="22"/>
+                      <w:szCs w:val="20"/>
+                    </w:rPr>
+                    <w:t xml:space="preserve">f.</w:t>
+                  </w:r>
+                  <w:r>
+                    <w:rPr>
+                      <w:rFonts w:ascii="Avenir Next" w:hAnsi="Avenir Next" w:cs="Avenir Next" w:eastAsia="Avenir Next"/>
+                      <w:color w:val="1A1A1A"/>
                       <w:sz w:val="20"/>
                       <w:szCs w:val="20"/>
                     </w:rPr>
-                    <w:t xml:space="preserve">f.</w:t>
-                  </w:r>
-                  <w:r>
-                    <w:rPr>
-                      <w:rFonts w:ascii="Avenir Next" w:hAnsi="Avenir Next" w:cs="Avenir Next" w:eastAsia="Avenir Next"/>
-                      <w:color w:val="1A1A1A"/>
-                      <w:sz w:val="20"/>
+                    <w:tab/>
+                  </w:r>
+                  <w:r>
+                    <w:rPr>
+                      <w:rFonts w:ascii="Avenir Next" w:hAnsi="Avenir Next" w:cs="Avenir Next" w:eastAsia="Avenir Next"/>
+                      <w:color w:val="1A1A1A"/>
+                      <w:sz w:val="22"/>
                       <w:szCs w:val="20"/>
                     </w:rPr>
-                    <w:tab/>
-                  </w:r>
-                  <w:r>
-                    <w:rPr>
-                      <w:rFonts w:ascii="Avenir Next" w:hAnsi="Avenir Next" w:cs="Avenir Next" w:eastAsia="Avenir Next"/>
-                      <w:color w:val="1A1A1A"/>
-                      <w:sz w:val="20"/>
+                    <w:t xml:space="preserve">9 + 3</w:t>
+                  </w:r>
+                  <w:r>
+                    <w:rPr>
+                      <w:rFonts w:ascii="Avenir Next" w:hAnsi="Avenir Next" w:cs="Avenir Next" w:eastAsia="Avenir Next"/>
+                      <w:i/>
+                      <w:color w:val="1A1A1A"/>
+                      <w:sz w:val="22"/>
                       <w:szCs w:val="20"/>
                     </w:rPr>
-                    <w:t xml:space="preserve">9 + 3</w:t>
+                    <w:t xml:space="preserve">w</w:t>
+                  </w:r>
+                  <w:r>
+                    <w:rPr>
+                      <w:rFonts w:ascii="Avenir Next" w:hAnsi="Avenir Next" w:cs="Avenir Next" w:eastAsia="Avenir Next"/>
+                      <w:color w:val="1A1A1A"/>
+                      <w:sz w:val="22"/>
+                      <w:szCs w:val="20"/>
+                    </w:rPr>
+                    <w:t xml:space="preserve"> + </w:t>
                   </w:r>
                   <w:r>
                     <w:rPr>
                       <w:rFonts w:ascii="Avenir Next" w:hAnsi="Avenir Next" w:cs="Avenir Next" w:eastAsia="Avenir Next"/>
                       <w:i/>
                       <w:color w:val="1A1A1A"/>
-                      <w:sz w:val="20"/>
+                      <w:sz w:val="22"/>
                       <w:szCs w:val="20"/>
                     </w:rPr>
                     <w:t xml:space="preserve">w</w:t>
@@ -1740,26 +1763,7 @@
                     <w:rPr>
                       <w:rFonts w:ascii="Avenir Next" w:hAnsi="Avenir Next" w:cs="Avenir Next" w:eastAsia="Avenir Next"/>
                       <w:color w:val="1A1A1A"/>
-                      <w:sz w:val="20"/>
-                      <w:szCs w:val="20"/>
-                    </w:rPr>
-                    <w:t xml:space="preserve"> + </w:t>
-                  </w:r>
-                  <w:r>
-                    <w:rPr>
-                      <w:rFonts w:ascii="Avenir Next" w:hAnsi="Avenir Next" w:cs="Avenir Next" w:eastAsia="Avenir Next"/>
-                      <w:i/>
-                      <w:color w:val="1A1A1A"/>
-                      <w:sz w:val="20"/>
-                      <w:szCs w:val="20"/>
-                    </w:rPr>
-                    <w:t xml:space="preserve">w</w:t>
-                  </w:r>
-                  <w:r>
-                    <w:rPr>
-                      <w:rFonts w:ascii="Avenir Next" w:hAnsi="Avenir Next" w:cs="Avenir Next" w:eastAsia="Avenir Next"/>
-                      <w:color w:val="1A1A1A"/>
-                      <w:sz w:val="20"/>
+                      <w:sz w:val="22"/>
                       <w:szCs w:val="20"/>
                     </w:rPr>
                     <w:t xml:space="preserve"> =</w:t>
@@ -1789,7 +1793,7 @@
           </w:tbl>
           <w:p>
             <w:pPr>
-              <w:spacing w:before="0" w:after="0" w:line="24" w:lineRule="auto"/>
+              <w:spacing w:before="0" w:after="0" w:line="50" w:lineRule="exact"/>
             </w:pPr>
           </w:p>
         </w:tc>
@@ -1797,12 +1801,12 @@
     </w:tbl>
     <w:p>
       <w:pPr>
-        <w:spacing w:before="0" w:after="0" w:line="20" w:lineRule="exact"/>
+        <w:spacing w:before="0" w:after="0" w:line="50" w:lineRule="exact"/>
       </w:pPr>
     </w:p>
     <w:p>
       <w:pPr>
-        <w:spacing w:before="0" w:after="0" w:line="20" w:lineRule="exact"/>
+        <w:spacing w:before="0" w:after="0" w:line="50" w:lineRule="exact"/>
       </w:pPr>
     </w:p>
     <w:tbl>
@@ -1852,18 +1856,18 @@
                 <w:rFonts w:ascii="Avenir Next" w:hAnsi="Avenir Next" w:cs="Avenir Next" w:eastAsia="Avenir Next"/>
                 <w:b/>
                 <w:color w:val="1A1A1A"/>
+                <w:sz w:val="22"/>
+                <w:szCs w:val="20"/>
+              </w:rPr>
+              <w:t xml:space="preserve">2.</w:t>
+            </w:r>
+            <w:r>
+              <w:rPr>
+                <w:rFonts w:ascii="Avenir Next" w:hAnsi="Avenir Next" w:cs="Avenir Next" w:eastAsia="Avenir Next"/>
+                <w:color w:val="1A1A1A"/>
                 <w:sz w:val="20"/>
                 <w:szCs w:val="20"/>
               </w:rPr>
-              <w:t xml:space="preserve">2.</w:t>
-            </w:r>
-            <w:r>
-              <w:rPr>
-                <w:rFonts w:ascii="Avenir Next" w:hAnsi="Avenir Next" w:cs="Avenir Next" w:eastAsia="Avenir Next"/>
-                <w:color w:val="1A1A1A"/>
-                <w:sz w:val="20"/>
-                <w:szCs w:val="20"/>
-              </w:rPr>
               <w:tab/>
             </w:r>
             <w:r>
@@ -1871,7 +1875,7 @@
                 <w:rFonts w:ascii="Avenir Next" w:hAnsi="Avenir Next" w:cs="Avenir Next" w:eastAsia="Avenir Next"/>
                 <w:b/>
                 <w:color w:val="1A1A1A"/>
-                <w:sz w:val="20"/>
+                <w:sz w:val="22"/>
                 <w:szCs w:val="20"/>
               </w:rPr>
               <w:t xml:space="preserve">Ticket Order.  </w:t>
@@ -1880,7 +1884,7 @@
               <w:rPr>
                 <w:rFonts w:ascii="Avenir Next" w:hAnsi="Avenir Next" w:cs="Avenir Next" w:eastAsia="Avenir Next"/>
                 <w:color w:val="1A1A1A"/>
-                <w:sz w:val="20"/>
+                <w:sz w:val="22"/>
                 <w:szCs w:val="20"/>
               </w:rPr>
               <w:t xml:space="preserve">Two students describe the same ticket purchase. Maya writes 4</w:t>
@@ -1890,7 +1894,7 @@
                 <w:rFonts w:ascii="Avenir Next" w:hAnsi="Avenir Next" w:cs="Avenir Next" w:eastAsia="Avenir Next"/>
                 <w:i/>
                 <w:color w:val="1A1A1A"/>
-                <w:sz w:val="20"/>
+                <w:sz w:val="22"/>
                 <w:szCs w:val="20"/>
               </w:rPr>
               <w:t xml:space="preserve">t</w:t>
@@ -1899,7 +1903,7 @@
               <w:rPr>
                 <w:rFonts w:ascii="Avenir Next" w:hAnsi="Avenir Next" w:cs="Avenir Next" w:eastAsia="Avenir Next"/>
                 <w:color w:val="1A1A1A"/>
-                <w:sz w:val="20"/>
+                <w:sz w:val="22"/>
                 <w:szCs w:val="20"/>
               </w:rPr>
               <w:t xml:space="preserve"> + 12 + 3</w:t>
@@ -1909,7 +1913,7 @@
                 <w:rFonts w:ascii="Avenir Next" w:hAnsi="Avenir Next" w:cs="Avenir Next" w:eastAsia="Avenir Next"/>
                 <w:i/>
                 <w:color w:val="1A1A1A"/>
-                <w:sz w:val="20"/>
+                <w:sz w:val="22"/>
                 <w:szCs w:val="20"/>
               </w:rPr>
               <w:t xml:space="preserve">t</w:t>
@@ -1918,7 +1922,7 @@
               <w:rPr>
                 <w:rFonts w:ascii="Avenir Next" w:hAnsi="Avenir Next" w:cs="Avenir Next" w:eastAsia="Avenir Next"/>
                 <w:color w:val="1A1A1A"/>
-                <w:sz w:val="20"/>
+                <w:sz w:val="22"/>
                 <w:szCs w:val="20"/>
               </w:rPr>
               <w:t xml:space="preserve">. Owen writes 7</w:t>
@@ -1928,7 +1932,7 @@
                 <w:rFonts w:ascii="Avenir Next" w:hAnsi="Avenir Next" w:cs="Avenir Next" w:eastAsia="Avenir Next"/>
                 <w:i/>
                 <w:color w:val="1A1A1A"/>
-                <w:sz w:val="20"/>
+                <w:sz w:val="22"/>
                 <w:szCs w:val="20"/>
               </w:rPr>
               <w:t xml:space="preserve">t</w:t>
@@ -1937,7 +1941,7 @@
               <w:rPr>
                 <w:rFonts w:ascii="Avenir Next" w:hAnsi="Avenir Next" w:cs="Avenir Next" w:eastAsia="Avenir Next"/>
                 <w:color w:val="1A1A1A"/>
-                <w:sz w:val="20"/>
+                <w:sz w:val="22"/>
                 <w:szCs w:val="20"/>
               </w:rPr>
               <w:t xml:space="preserve"> + 12.</w:t>
@@ -1957,25 +1961,25 @@
                 <w:rFonts w:ascii="Avenir Next" w:hAnsi="Avenir Next" w:cs="Avenir Next" w:eastAsia="Avenir Next"/>
                 <w:b/>
                 <w:color w:val="003A70"/>
+                <w:sz w:val="22"/>
+                <w:szCs w:val="20"/>
+              </w:rPr>
+              <w:t xml:space="preserve">a.</w:t>
+            </w:r>
+            <w:r>
+              <w:rPr>
+                <w:rFonts w:ascii="Avenir Next" w:hAnsi="Avenir Next" w:cs="Avenir Next" w:eastAsia="Avenir Next"/>
+                <w:color w:val="1A1A1A"/>
                 <w:sz w:val="20"/>
                 <w:szCs w:val="20"/>
               </w:rPr>
-              <w:t xml:space="preserve">a.</w:t>
-            </w:r>
-            <w:r>
-              <w:rPr>
-                <w:rFonts w:ascii="Avenir Next" w:hAnsi="Avenir Next" w:cs="Avenir Next" w:eastAsia="Avenir Next"/>
-                <w:color w:val="1A1A1A"/>
-                <w:sz w:val="20"/>
-                <w:szCs w:val="20"/>
-              </w:rPr>
               <w:tab/>
             </w:r>
             <w:r>
               <w:rPr>
                 <w:rFonts w:ascii="Avenir Next" w:hAnsi="Avenir Next" w:cs="Avenir Next" w:eastAsia="Avenir Next"/>
                 <w:color w:val="1A1A1A"/>
-                <w:sz w:val="20"/>
+                <w:sz w:val="22"/>
                 <w:szCs w:val="20"/>
               </w:rPr>
               <w:t xml:space="preserve">Name the like terms in Maya’s expression.</w:t>
@@ -2014,25 +2018,25 @@
                 <w:rFonts w:ascii="Avenir Next" w:hAnsi="Avenir Next" w:cs="Avenir Next" w:eastAsia="Avenir Next"/>
                 <w:b/>
                 <w:color w:val="003A70"/>
+                <w:sz w:val="22"/>
+                <w:szCs w:val="20"/>
+              </w:rPr>
+              <w:t xml:space="preserve">b.</w:t>
+            </w:r>
+            <w:r>
+              <w:rPr>
+                <w:rFonts w:ascii="Avenir Next" w:hAnsi="Avenir Next" w:cs="Avenir Next" w:eastAsia="Avenir Next"/>
+                <w:color w:val="1A1A1A"/>
                 <w:sz w:val="20"/>
                 <w:szCs w:val="20"/>
               </w:rPr>
-              <w:t xml:space="preserve">b.</w:t>
-            </w:r>
-            <w:r>
-              <w:rPr>
-                <w:rFonts w:ascii="Avenir Next" w:hAnsi="Avenir Next" w:cs="Avenir Next" w:eastAsia="Avenir Next"/>
-                <w:color w:val="1A1A1A"/>
-                <w:sz w:val="20"/>
-                <w:szCs w:val="20"/>
-              </w:rPr>
               <w:tab/>
             </w:r>
             <w:r>
               <w:rPr>
                 <w:rFonts w:ascii="Avenir Next" w:hAnsi="Avenir Next" w:cs="Avenir Next" w:eastAsia="Avenir Next"/>
                 <w:color w:val="1A1A1A"/>
-                <w:sz w:val="20"/>
+                <w:sz w:val="22"/>
                 <w:szCs w:val="20"/>
               </w:rPr>
               <w:t xml:space="preserve">Simplify Maya’s expression.</w:t>
@@ -2071,25 +2075,25 @@
                 <w:rFonts w:ascii="Avenir Next" w:hAnsi="Avenir Next" w:cs="Avenir Next" w:eastAsia="Avenir Next"/>
                 <w:b/>
                 <w:color w:val="003A70"/>
+                <w:sz w:val="22"/>
+                <w:szCs w:val="20"/>
+              </w:rPr>
+              <w:t xml:space="preserve">c.</w:t>
+            </w:r>
+            <w:r>
+              <w:rPr>
+                <w:rFonts w:ascii="Avenir Next" w:hAnsi="Avenir Next" w:cs="Avenir Next" w:eastAsia="Avenir Next"/>
+                <w:color w:val="1A1A1A"/>
                 <w:sz w:val="20"/>
                 <w:szCs w:val="20"/>
               </w:rPr>
-              <w:t xml:space="preserve">c.</w:t>
-            </w:r>
-            <w:r>
-              <w:rPr>
-                <w:rFonts w:ascii="Avenir Next" w:hAnsi="Avenir Next" w:cs="Avenir Next" w:eastAsia="Avenir Next"/>
-                <w:color w:val="1A1A1A"/>
-                <w:sz w:val="20"/>
-                <w:szCs w:val="20"/>
-              </w:rPr>
               <w:tab/>
             </w:r>
             <w:r>
               <w:rPr>
                 <w:rFonts w:ascii="Avenir Next" w:hAnsi="Avenir Next" w:cs="Avenir Next" w:eastAsia="Avenir Next"/>
                 <w:color w:val="1A1A1A"/>
-                <w:sz w:val="20"/>
+                <w:sz w:val="22"/>
                 <w:szCs w:val="20"/>
               </w:rPr>
               <w:t xml:space="preserve">Does it match Owen’s expression?</w:t>
@@ -2128,25 +2132,25 @@
                 <w:rFonts w:ascii="Avenir Next" w:hAnsi="Avenir Next" w:cs="Avenir Next" w:eastAsia="Avenir Next"/>
                 <w:b/>
                 <w:color w:val="003A70"/>
+                <w:sz w:val="22"/>
+                <w:szCs w:val="20"/>
+              </w:rPr>
+              <w:t xml:space="preserve">d.</w:t>
+            </w:r>
+            <w:r>
+              <w:rPr>
+                <w:rFonts w:ascii="Avenir Next" w:hAnsi="Avenir Next" w:cs="Avenir Next" w:eastAsia="Avenir Next"/>
+                <w:color w:val="1A1A1A"/>
                 <w:sz w:val="20"/>
                 <w:szCs w:val="20"/>
               </w:rPr>
-              <w:t xml:space="preserve">d.</w:t>
-            </w:r>
-            <w:r>
-              <w:rPr>
-                <w:rFonts w:ascii="Avenir Next" w:hAnsi="Avenir Next" w:cs="Avenir Next" w:eastAsia="Avenir Next"/>
-                <w:color w:val="1A1A1A"/>
-                <w:sz w:val="20"/>
-                <w:szCs w:val="20"/>
-              </w:rPr>
               <w:tab/>
             </w:r>
             <w:r>
               <w:rPr>
                 <w:rFonts w:ascii="Avenir Next" w:hAnsi="Avenir Next" w:cs="Avenir Next" w:eastAsia="Avenir Next"/>
                 <w:color w:val="1A1A1A"/>
-                <w:sz w:val="20"/>
+                <w:sz w:val="22"/>
                 <w:szCs w:val="20"/>
               </w:rPr>
               <w:t xml:space="preserve">Why can 4</w:t>
@@ -2156,7 +2160,7 @@
                 <w:rFonts w:ascii="Avenir Next" w:hAnsi="Avenir Next" w:cs="Avenir Next" w:eastAsia="Avenir Next"/>
                 <w:i/>
                 <w:color w:val="1A1A1A"/>
-                <w:sz w:val="20"/>
+                <w:sz w:val="22"/>
                 <w:szCs w:val="20"/>
               </w:rPr>
               <w:t xml:space="preserve">t</w:t>
@@ -2165,7 +2169,7 @@
               <w:rPr>
                 <w:rFonts w:ascii="Avenir Next" w:hAnsi="Avenir Next" w:cs="Avenir Next" w:eastAsia="Avenir Next"/>
                 <w:color w:val="1A1A1A"/>
-                <w:sz w:val="20"/>
+                <w:sz w:val="22"/>
                 <w:szCs w:val="20"/>
               </w:rPr>
               <w:t xml:space="preserve"> and 12 not be combined?</w:t>
@@ -2195,12 +2199,12 @@
     </w:tbl>
     <w:p>
       <w:pPr>
-        <w:spacing w:before="0" w:after="0" w:line="20" w:lineRule="exact"/>
+        <w:spacing w:before="0" w:after="0" w:line="50" w:lineRule="exact"/>
       </w:pPr>
     </w:p>
     <w:p>
       <w:pPr>
-        <w:spacing w:before="0" w:after="0" w:line="20" w:lineRule="exact"/>
+        <w:spacing w:before="0" w:after="0" w:line="50" w:lineRule="exact"/>
       </w:pPr>
     </w:p>
     <w:tbl>
@@ -2251,18 +2255,18 @@
                 <w:rFonts w:ascii="Avenir Next" w:hAnsi="Avenir Next" w:cs="Avenir Next" w:eastAsia="Avenir Next"/>
                 <w:b/>
                 <w:color w:val="1A1A1A"/>
+                <w:sz w:val="22"/>
+                <w:szCs w:val="20"/>
+              </w:rPr>
+              <w:t xml:space="preserve">3.</w:t>
+            </w:r>
+            <w:r>
+              <w:rPr>
+                <w:rFonts w:ascii="Avenir Next" w:hAnsi="Avenir Next" w:cs="Avenir Next" w:eastAsia="Avenir Next"/>
+                <w:color w:val="1A1A1A"/>
                 <w:sz w:val="20"/>
                 <w:szCs w:val="20"/>
               </w:rPr>
-              <w:t xml:space="preserve">3.</w:t>
-            </w:r>
-            <w:r>
-              <w:rPr>
-                <w:rFonts w:ascii="Avenir Next" w:hAnsi="Avenir Next" w:cs="Avenir Next" w:eastAsia="Avenir Next"/>
-                <w:color w:val="1A1A1A"/>
-                <w:sz w:val="20"/>
-                <w:szCs w:val="20"/>
-              </w:rPr>
               <w:tab/>
             </w:r>
             <w:r>
@@ -2270,7 +2274,7 @@
                 <w:rFonts w:ascii="Avenir Next" w:hAnsi="Avenir Next" w:cs="Avenir Next" w:eastAsia="Avenir Next"/>
                 <w:b/>
                 <w:color w:val="1A1A1A"/>
-                <w:sz w:val="20"/>
+                <w:sz w:val="22"/>
                 <w:szCs w:val="20"/>
               </w:rPr>
               <w:t xml:space="preserve">Simplify Fully.  </w:t>
@@ -2279,7 +2283,7 @@
               <w:rPr>
                 <w:rFonts w:ascii="Avenir Next" w:hAnsi="Avenir Next" w:cs="Avenir Next" w:eastAsia="Avenir Next"/>
                 <w:color w:val="1A1A1A"/>
-                <w:sz w:val="20"/>
+                <w:sz w:val="22"/>
                 <w:szCs w:val="20"/>
               </w:rPr>
               <w:t xml:space="preserve">Simplify 11</w:t>
@@ -2289,7 +2293,7 @@
                 <w:rFonts w:ascii="Avenir Next" w:hAnsi="Avenir Next" w:cs="Avenir Next" w:eastAsia="Avenir Next"/>
                 <w:i/>
                 <w:color w:val="1A1A1A"/>
-                <w:sz w:val="20"/>
+                <w:sz w:val="22"/>
                 <w:szCs w:val="20"/>
               </w:rPr>
               <w:t xml:space="preserve">m</w:t>
@@ -2298,7 +2302,7 @@
               <w:rPr>
                 <w:rFonts w:ascii="Avenir Next" w:hAnsi="Avenir Next" w:cs="Avenir Next" w:eastAsia="Avenir Next"/>
                 <w:color w:val="1A1A1A"/>
-                <w:sz w:val="20"/>
+                <w:sz w:val="22"/>
                 <w:szCs w:val="20"/>
               </w:rPr>
               <w:t xml:space="preserve"> + 6 + 3</w:t>
@@ -2308,7 +2312,7 @@
                 <w:rFonts w:ascii="Avenir Next" w:hAnsi="Avenir Next" w:cs="Avenir Next" w:eastAsia="Avenir Next"/>
                 <w:i/>
                 <w:color w:val="1A1A1A"/>
-                <w:sz w:val="20"/>
+                <w:sz w:val="22"/>
                 <w:szCs w:val="20"/>
               </w:rPr>
               <w:t xml:space="preserve">m</w:t>
@@ -2317,7 +2321,7 @@
               <w:rPr>
                 <w:rFonts w:ascii="Avenir Next" w:hAnsi="Avenir Next" w:cs="Avenir Next" w:eastAsia="Avenir Next"/>
                 <w:color w:val="1A1A1A"/>
-                <w:sz w:val="20"/>
+                <w:sz w:val="22"/>
                 <w:szCs w:val="20"/>
               </w:rPr>
               <w:t xml:space="preserve"> + 10.</w:t>
@@ -2334,7 +2338,7 @@
                 <w:rFonts w:ascii="Avenir Next" w:hAnsi="Avenir Next" w:cs="Avenir Next" w:eastAsia="Avenir Next"/>
                 <w:b/>
                 <w:color w:val="003A70"/>
-                <w:sz w:val="17"/>
+                <w:sz w:val="22"/>
                 <w:szCs w:val="17"/>
               </w:rPr>
               <w:t xml:space="preserve">Hint  </w:t>
@@ -2344,7 +2348,7 @@
                 <w:rFonts w:ascii="Avenir Next" w:hAnsi="Avenir Next" w:cs="Avenir Next" w:eastAsia="Avenir Next"/>
                 <w:i/>
                 <w:color w:val="5A5F66"/>
-                <w:sz w:val="17"/>
+                <w:sz w:val="22"/>
                 <w:szCs w:val="17"/>
               </w:rPr>
               <w:t xml:space="preserve">Group the m terms, then the constants.</w:t>
@@ -2352,7 +2356,7 @@
           </w:p>
           <w:p>
             <w:pPr>
-              <w:spacing w:before="0" w:after="0" w:line="60" w:lineRule="auto"/>
+              <w:spacing w:before="0" w:after="0" w:line="50" w:lineRule="exact"/>
             </w:pPr>
           </w:p>
           <w:tbl>
@@ -2421,7 +2425,7 @@
                 <w:rFonts w:ascii="Avenir Next" w:hAnsi="Avenir Next" w:cs="Avenir Next" w:eastAsia="Avenir Next"/>
                 <w:b/>
                 <w:color w:val="1A1A1A"/>
-                <w:sz w:val="18"/>
+                <w:sz w:val="22"/>
                 <w:szCs w:val="18"/>
               </w:rPr>
               <w:t xml:space="preserve">Simplified</w:t>
@@ -2456,18 +2460,18 @@
                 <w:rFonts w:ascii="Avenir Next" w:hAnsi="Avenir Next" w:cs="Avenir Next" w:eastAsia="Avenir Next"/>
                 <w:b/>
                 <w:color w:val="1A1A1A"/>
+                <w:sz w:val="22"/>
+                <w:szCs w:val="20"/>
+              </w:rPr>
+              <w:t xml:space="preserve">4.</w:t>
+            </w:r>
+            <w:r>
+              <w:rPr>
+                <w:rFonts w:ascii="Avenir Next" w:hAnsi="Avenir Next" w:cs="Avenir Next" w:eastAsia="Avenir Next"/>
+                <w:color w:val="1A1A1A"/>
                 <w:sz w:val="20"/>
                 <w:szCs w:val="20"/>
               </w:rPr>
-              <w:t xml:space="preserve">4.</w:t>
-            </w:r>
-            <w:r>
-              <w:rPr>
-                <w:rFonts w:ascii="Avenir Next" w:hAnsi="Avenir Next" w:cs="Avenir Next" w:eastAsia="Avenir Next"/>
-                <w:color w:val="1A1A1A"/>
-                <w:sz w:val="20"/>
-                <w:szCs w:val="20"/>
-              </w:rPr>
               <w:tab/>
             </w:r>
             <w:r>
@@ -2475,7 +2479,7 @@
                 <w:rFonts w:ascii="Avenir Next" w:hAnsi="Avenir Next" w:cs="Avenir Next" w:eastAsia="Avenir Next"/>
                 <w:b/>
                 <w:color w:val="1A1A1A"/>
-                <w:sz w:val="20"/>
+                <w:sz w:val="22"/>
                 <w:szCs w:val="20"/>
               </w:rPr>
               <w:t xml:space="preserve">Simplify Fully.  </w:t>
@@ -2484,7 +2488,7 @@
               <w:rPr>
                 <w:rFonts w:ascii="Avenir Next" w:hAnsi="Avenir Next" w:cs="Avenir Next" w:eastAsia="Avenir Next"/>
                 <w:color w:val="1A1A1A"/>
-                <w:sz w:val="20"/>
+                <w:sz w:val="22"/>
                 <w:szCs w:val="20"/>
               </w:rPr>
               <w:t xml:space="preserve">Simplify 9</w:t>
@@ -2494,7 +2498,7 @@
                 <w:rFonts w:ascii="Avenir Next" w:hAnsi="Avenir Next" w:cs="Avenir Next" w:eastAsia="Avenir Next"/>
                 <w:i/>
                 <w:color w:val="1A1A1A"/>
-                <w:sz w:val="20"/>
+                <w:sz w:val="22"/>
                 <w:szCs w:val="20"/>
               </w:rPr>
               <w:t xml:space="preserve">h</w:t>
@@ -2503,7 +2507,7 @@
               <w:rPr>
                 <w:rFonts w:ascii="Avenir Next" w:hAnsi="Avenir Next" w:cs="Avenir Next" w:eastAsia="Avenir Next"/>
                 <w:color w:val="1A1A1A"/>
-                <w:sz w:val="20"/>
+                <w:sz w:val="22"/>
                 <w:szCs w:val="20"/>
               </w:rPr>
               <w:t xml:space="preserve"> + 25 + 2</w:t>
@@ -2513,7 +2517,7 @@
                 <w:rFonts w:ascii="Avenir Next" w:hAnsi="Avenir Next" w:cs="Avenir Next" w:eastAsia="Avenir Next"/>
                 <w:i/>
                 <w:color w:val="1A1A1A"/>
-                <w:sz w:val="20"/>
+                <w:sz w:val="22"/>
                 <w:szCs w:val="20"/>
               </w:rPr>
               <w:t xml:space="preserve">h</w:t>
@@ -2522,7 +2526,7 @@
               <w:rPr>
                 <w:rFonts w:ascii="Avenir Next" w:hAnsi="Avenir Next" w:cs="Avenir Next" w:eastAsia="Avenir Next"/>
                 <w:color w:val="1A1A1A"/>
-                <w:sz w:val="20"/>
+                <w:sz w:val="22"/>
                 <w:szCs w:val="20"/>
               </w:rPr>
               <w:t xml:space="preserve"> − 8.</w:t>
@@ -2539,7 +2543,7 @@
                 <w:rFonts w:ascii="Avenir Next" w:hAnsi="Avenir Next" w:cs="Avenir Next" w:eastAsia="Avenir Next"/>
                 <w:b/>
                 <w:color w:val="003A70"/>
-                <w:sz w:val="17"/>
+                <w:sz w:val="22"/>
                 <w:szCs w:val="17"/>
               </w:rPr>
               <w:t xml:space="preserve">Hint  </w:t>
@@ -2549,7 +2553,7 @@
                 <w:rFonts w:ascii="Avenir Next" w:hAnsi="Avenir Next" w:cs="Avenir Next" w:eastAsia="Avenir Next"/>
                 <w:i/>
                 <w:color w:val="5A5F66"/>
-                <w:sz w:val="17"/>
+                <w:sz w:val="22"/>
                 <w:szCs w:val="17"/>
               </w:rPr>
               <w:t xml:space="preserve">25 − 8 for the constants.</w:t>
@@ -2557,7 +2561,7 @@
           </w:p>
           <w:p>
             <w:pPr>
-              <w:spacing w:before="0" w:after="0" w:line="60" w:lineRule="auto"/>
+              <w:spacing w:before="0" w:after="0" w:line="50" w:lineRule="exact"/>
             </w:pPr>
           </w:p>
           <w:tbl>
@@ -2626,7 +2630,7 @@
                 <w:rFonts w:ascii="Avenir Next" w:hAnsi="Avenir Next" w:cs="Avenir Next" w:eastAsia="Avenir Next"/>
                 <w:b/>
                 <w:color w:val="1A1A1A"/>
-                <w:sz w:val="18"/>
+                <w:sz w:val="22"/>
                 <w:szCs w:val="18"/>
               </w:rPr>
               <w:t xml:space="preserve">Simplified</w:t>
@@ -2646,12 +2650,12 @@
     </w:tbl>
     <w:p>
       <w:pPr>
-        <w:spacing w:before="0" w:after="0" w:line="20" w:lineRule="exact"/>
+        <w:spacing w:before="0" w:after="0" w:line="50" w:lineRule="exact"/>
       </w:pPr>
     </w:p>
     <w:p>
       <w:pPr>
-        <w:spacing w:before="0" w:after="0" w:line="20" w:lineRule="exact"/>
+        <w:spacing w:before="0" w:after="0" w:line="50" w:lineRule="exact"/>
       </w:pPr>
     </w:p>
     <w:tbl>
@@ -2701,18 +2705,18 @@
                 <w:rFonts w:ascii="Avenir Next" w:hAnsi="Avenir Next" w:cs="Avenir Next" w:eastAsia="Avenir Next"/>
                 <w:b/>
                 <w:color w:val="1A1A1A"/>
+                <w:sz w:val="22"/>
+                <w:szCs w:val="20"/>
+              </w:rPr>
+              <w:t xml:space="preserve">5.</w:t>
+            </w:r>
+            <w:r>
+              <w:rPr>
+                <w:rFonts w:ascii="Avenir Next" w:hAnsi="Avenir Next" w:cs="Avenir Next" w:eastAsia="Avenir Next"/>
+                <w:color w:val="1A1A1A"/>
                 <w:sz w:val="20"/>
                 <w:szCs w:val="20"/>
               </w:rPr>
-              <w:t xml:space="preserve">5.</w:t>
-            </w:r>
-            <w:r>
-              <w:rPr>
-                <w:rFonts w:ascii="Avenir Next" w:hAnsi="Avenir Next" w:cs="Avenir Next" w:eastAsia="Avenir Next"/>
-                <w:color w:val="1A1A1A"/>
-                <w:sz w:val="20"/>
-                <w:szCs w:val="20"/>
-              </w:rPr>
               <w:tab/>
             </w:r>
             <w:r>
@@ -2720,7 +2724,7 @@
                 <w:rFonts w:ascii="Avenir Next" w:hAnsi="Avenir Next" w:cs="Avenir Next" w:eastAsia="Avenir Next"/>
                 <w:b/>
                 <w:color w:val="1A1A1A"/>
-                <w:sz w:val="20"/>
+                <w:sz w:val="22"/>
                 <w:szCs w:val="20"/>
               </w:rPr>
               <w:t xml:space="preserve">Lucia’s Claim.  </w:t>
@@ -2729,7 +2733,7 @@
               <w:rPr>
                 <w:rFonts w:ascii="Avenir Next" w:hAnsi="Avenir Next" w:cs="Avenir Next" w:eastAsia="Avenir Next"/>
                 <w:color w:val="1A1A1A"/>
-                <w:sz w:val="20"/>
+                <w:sz w:val="22"/>
                 <w:szCs w:val="20"/>
               </w:rPr>
               <w:t xml:space="preserve">Lucia says 3</w:t>
@@ -2739,7 +2743,7 @@
                 <w:rFonts w:ascii="Avenir Next" w:hAnsi="Avenir Next" w:cs="Avenir Next" w:eastAsia="Avenir Next"/>
                 <w:i/>
                 <w:color w:val="1A1A1A"/>
-                <w:sz w:val="20"/>
+                <w:sz w:val="22"/>
                 <w:szCs w:val="20"/>
               </w:rPr>
               <w:t xml:space="preserve">t</w:t>
@@ -2748,7 +2752,7 @@
               <w:rPr>
                 <w:rFonts w:ascii="Avenir Next" w:hAnsi="Avenir Next" w:cs="Avenir Next" w:eastAsia="Avenir Next"/>
                 <w:color w:val="1A1A1A"/>
-                <w:sz w:val="20"/>
+                <w:sz w:val="22"/>
                 <w:szCs w:val="20"/>
               </w:rPr>
               <w:t xml:space="preserve"> + 18 and 21</w:t>
@@ -2758,7 +2762,7 @@
                 <w:rFonts w:ascii="Avenir Next" w:hAnsi="Avenir Next" w:cs="Avenir Next" w:eastAsia="Avenir Next"/>
                 <w:i/>
                 <w:color w:val="1A1A1A"/>
-                <w:sz w:val="20"/>
+                <w:sz w:val="22"/>
                 <w:szCs w:val="20"/>
               </w:rPr>
               <w:t xml:space="preserve">t</w:t>
@@ -2767,7 +2771,7 @@
               <w:rPr>
                 <w:rFonts w:ascii="Avenir Next" w:hAnsi="Avenir Next" w:cs="Avenir Next" w:eastAsia="Avenir Next"/>
                 <w:color w:val="1A1A1A"/>
-                <w:sz w:val="20"/>
+                <w:sz w:val="22"/>
                 <w:szCs w:val="20"/>
               </w:rPr>
               <w:t xml:space="preserve"> are equivalent because 3 + 18 = 21. Justify or correct her claim.</w:t>
@@ -2784,7 +2788,7 @@
                 <w:rFonts w:ascii="Avenir Next" w:hAnsi="Avenir Next" w:cs="Avenir Next" w:eastAsia="Avenir Next"/>
                 <w:b/>
                 <w:color w:val="003A70"/>
-                <w:sz w:val="17"/>
+                <w:sz w:val="22"/>
                 <w:szCs w:val="17"/>
               </w:rPr>
               <w:t xml:space="preserve">Hint  </w:t>
@@ -2794,7 +2798,7 @@
                 <w:rFonts w:ascii="Avenir Next" w:hAnsi="Avenir Next" w:cs="Avenir Next" w:eastAsia="Avenir Next"/>
                 <w:i/>
                 <w:color w:val="5A5F66"/>
-                <w:sz w:val="17"/>
+                <w:sz w:val="22"/>
                 <w:szCs w:val="17"/>
               </w:rPr>
               <w:t xml:space="preserve">Do 3</w:t>
@@ -2804,7 +2808,7 @@
                 <w:rFonts w:ascii="Avenir Next" w:hAnsi="Avenir Next" w:cs="Avenir Next" w:eastAsia="Avenir Next"/>
                 <w:i/>
                 <w:color w:val="5A5F66"/>
-                <w:sz w:val="17"/>
+                <w:sz w:val="22"/>
                 <w:szCs w:val="17"/>
               </w:rPr>
               <w:t xml:space="preserve">t</w:t>
@@ -2814,7 +2818,7 @@
                 <w:rFonts w:ascii="Avenir Next" w:hAnsi="Avenir Next" w:cs="Avenir Next" w:eastAsia="Avenir Next"/>
                 <w:i/>
                 <w:color w:val="5A5F66"/>
-                <w:sz w:val="17"/>
+                <w:sz w:val="22"/>
                 <w:szCs w:val="17"/>
               </w:rPr>
               <w:t xml:space="preserve"> and 18 have the same variable part?</w:t>
@@ -2822,7 +2826,7 @@
           </w:p>
           <w:p>
             <w:pPr>
-              <w:spacing w:before="0" w:after="0" w:line="60" w:lineRule="auto"/>
+              <w:spacing w:before="0" w:after="0" w:line="50" w:lineRule="exact"/>
             </w:pPr>
           </w:p>
           <w:tbl>
@@ -2891,7 +2895,7 @@
                 <w:rFonts w:ascii="Avenir Next" w:hAnsi="Avenir Next" w:cs="Avenir Next" w:eastAsia="Avenir Next"/>
                 <w:b/>
                 <w:color w:val="1A1A1A"/>
-                <w:sz w:val="18"/>
+                <w:sz w:val="22"/>
                 <w:szCs w:val="18"/>
               </w:rPr>
               <w:t xml:space="preserve">Equivalent?</w:t>
@@ -2911,12 +2915,12 @@
     </w:tbl>
     <w:p>
       <w:pPr>
-        <w:spacing w:before="0" w:after="0" w:line="20" w:lineRule="exact"/>
+        <w:spacing w:before="0" w:after="0" w:line="50" w:lineRule="exact"/>
       </w:pPr>
     </w:p>
     <w:p>
       <w:pPr>
-        <w:spacing w:before="0" w:after="0" w:line="20" w:lineRule="exact"/>
+        <w:spacing w:before="0" w:after="0" w:line="50" w:lineRule="exact"/>
       </w:pPr>
     </w:p>
     <w:tbl>
@@ -2966,18 +2970,18 @@
                 <w:rFonts w:ascii="Avenir Next" w:hAnsi="Avenir Next" w:cs="Avenir Next" w:eastAsia="Avenir Next"/>
                 <w:b/>
                 <w:color w:val="1A1A1A"/>
+                <w:sz w:val="22"/>
+                <w:szCs w:val="20"/>
+              </w:rPr>
+              <w:t xml:space="preserve">6.</w:t>
+            </w:r>
+            <w:r>
+              <w:rPr>
+                <w:rFonts w:ascii="Avenir Next" w:hAnsi="Avenir Next" w:cs="Avenir Next" w:eastAsia="Avenir Next"/>
+                <w:color w:val="1A1A1A"/>
                 <w:sz w:val="20"/>
                 <w:szCs w:val="20"/>
               </w:rPr>
-              <w:t xml:space="preserve">6.</w:t>
-            </w:r>
-            <w:r>
-              <w:rPr>
-                <w:rFonts w:ascii="Avenir Next" w:hAnsi="Avenir Next" w:cs="Avenir Next" w:eastAsia="Avenir Next"/>
-                <w:color w:val="1A1A1A"/>
-                <w:sz w:val="20"/>
-                <w:szCs w:val="20"/>
-              </w:rPr>
               <w:tab/>
             </w:r>
             <w:r>
@@ -2985,7 +2989,7 @@
                 <w:rFonts w:ascii="Avenir Next" w:hAnsi="Avenir Next" w:cs="Avenir Next" w:eastAsia="Avenir Next"/>
                 <w:b/>
                 <w:color w:val="1A1A1A"/>
-                <w:sz w:val="20"/>
+                <w:sz w:val="22"/>
                 <w:szCs w:val="20"/>
               </w:rPr>
               <w:t xml:space="preserve">Three Expressions.  </w:t>
@@ -2994,7 +2998,7 @@
               <w:rPr>
                 <w:rFonts w:ascii="Avenir Next" w:hAnsi="Avenir Next" w:cs="Avenir Next" w:eastAsia="Avenir Next"/>
                 <w:color w:val="1A1A1A"/>
-                <w:sz w:val="20"/>
+                <w:sz w:val="22"/>
                 <w:szCs w:val="20"/>
               </w:rPr>
               <w:t xml:space="preserve">A is 4</w:t>
@@ -3004,7 +3008,7 @@
                 <w:rFonts w:ascii="Avenir Next" w:hAnsi="Avenir Next" w:cs="Avenir Next" w:eastAsia="Avenir Next"/>
                 <w:i/>
                 <w:color w:val="1A1A1A"/>
-                <w:sz w:val="20"/>
+                <w:sz w:val="22"/>
                 <w:szCs w:val="20"/>
               </w:rPr>
               <w:t xml:space="preserve">b</w:t>
@@ -3013,7 +3017,7 @@
               <w:rPr>
                 <w:rFonts w:ascii="Avenir Next" w:hAnsi="Avenir Next" w:cs="Avenir Next" w:eastAsia="Avenir Next"/>
                 <w:color w:val="1A1A1A"/>
-                <w:sz w:val="20"/>
+                <w:sz w:val="22"/>
                 <w:szCs w:val="20"/>
               </w:rPr>
               <w:t xml:space="preserve"> + 2</w:t>
@@ -3023,7 +3027,7 @@
                 <w:rFonts w:ascii="Avenir Next" w:hAnsi="Avenir Next" w:cs="Avenir Next" w:eastAsia="Avenir Next"/>
                 <w:i/>
                 <w:color w:val="1A1A1A"/>
-                <w:sz w:val="20"/>
+                <w:sz w:val="22"/>
                 <w:szCs w:val="20"/>
               </w:rPr>
               <w:t xml:space="preserve">b</w:t>
@@ -3032,7 +3036,7 @@
               <w:rPr>
                 <w:rFonts w:ascii="Avenir Next" w:hAnsi="Avenir Next" w:cs="Avenir Next" w:eastAsia="Avenir Next"/>
                 <w:color w:val="1A1A1A"/>
-                <w:sz w:val="20"/>
+                <w:sz w:val="22"/>
                 <w:szCs w:val="20"/>
               </w:rPr>
               <w:t xml:space="preserve"> + 7. B is 6</w:t>
@@ -3042,7 +3046,7 @@
                 <w:rFonts w:ascii="Avenir Next" w:hAnsi="Avenir Next" w:cs="Avenir Next" w:eastAsia="Avenir Next"/>
                 <w:i/>
                 <w:color w:val="1A1A1A"/>
-                <w:sz w:val="20"/>
+                <w:sz w:val="22"/>
                 <w:szCs w:val="20"/>
               </w:rPr>
               <w:t xml:space="preserve">b</w:t>
@@ -3051,7 +3055,7 @@
               <w:rPr>
                 <w:rFonts w:ascii="Avenir Next" w:hAnsi="Avenir Next" w:cs="Avenir Next" w:eastAsia="Avenir Next"/>
                 <w:color w:val="1A1A1A"/>
-                <w:sz w:val="20"/>
+                <w:sz w:val="22"/>
                 <w:szCs w:val="20"/>
               </w:rPr>
               <w:t xml:space="preserve"> + 7. C is 6 + </w:t>
@@ -3061,7 +3065,7 @@
                 <w:rFonts w:ascii="Avenir Next" w:hAnsi="Avenir Next" w:cs="Avenir Next" w:eastAsia="Avenir Next"/>
                 <w:i/>
                 <w:color w:val="1A1A1A"/>
-                <w:sz w:val="20"/>
+                <w:sz w:val="22"/>
                 <w:szCs w:val="20"/>
               </w:rPr>
               <w:t xml:space="preserve">b</w:t>
@@ -3070,7 +3074,7 @@
               <w:rPr>
                 <w:rFonts w:ascii="Avenir Next" w:hAnsi="Avenir Next" w:cs="Avenir Next" w:eastAsia="Avenir Next"/>
                 <w:color w:val="1A1A1A"/>
-                <w:sz w:val="20"/>
+                <w:sz w:val="22"/>
                 <w:szCs w:val="20"/>
               </w:rPr>
               <w:t xml:space="preserve"> + 7. Simplify all three. Which two are equivalent?</w:t>
@@ -3087,7 +3091,7 @@
                 <w:rFonts w:ascii="Avenir Next" w:hAnsi="Avenir Next" w:cs="Avenir Next" w:eastAsia="Avenir Next"/>
                 <w:b/>
                 <w:color w:val="003A70"/>
-                <w:sz w:val="17"/>
+                <w:sz w:val="22"/>
                 <w:szCs w:val="17"/>
               </w:rPr>
               <w:t xml:space="preserve">Hint  </w:t>
@@ -3097,7 +3101,7 @@
                 <w:rFonts w:ascii="Avenir Next" w:hAnsi="Avenir Next" w:cs="Avenir Next" w:eastAsia="Avenir Next"/>
                 <w:i/>
                 <w:color w:val="5A5F66"/>
-                <w:sz w:val="17"/>
+                <w:sz w:val="22"/>
                 <w:szCs w:val="17"/>
               </w:rPr>
               <w:t xml:space="preserve">Simplify each one, then line them up.</w:t>
@@ -3105,7 +3109,7 @@
           </w:p>
           <w:p>
             <w:pPr>
-              <w:spacing w:before="0" w:after="0" w:line="60" w:lineRule="auto"/>
+              <w:spacing w:before="0" w:after="0" w:line="50" w:lineRule="exact"/>
             </w:pPr>
           </w:p>
           <w:tbl>
@@ -3174,7 +3178,7 @@
                 <w:rFonts w:ascii="Avenir Next" w:hAnsi="Avenir Next" w:cs="Avenir Next" w:eastAsia="Avenir Next"/>
                 <w:b/>
                 <w:color w:val="1A1A1A"/>
-                <w:sz w:val="18"/>
+                <w:sz w:val="22"/>
                 <w:szCs w:val="18"/>
               </w:rPr>
               <w:t xml:space="preserve">Equivalent pair</w:t>
@@ -3194,12 +3198,12 @@
     </w:tbl>
     <w:p>
       <w:pPr>
-        <w:spacing w:before="0" w:after="0" w:line="20" w:lineRule="exact"/>
+        <w:spacing w:before="0" w:after="0" w:line="50" w:lineRule="exact"/>
       </w:pPr>
     </w:p>
     <w:p>
       <w:pPr>
-        <w:spacing w:before="0" w:after="0" w:line="20" w:lineRule="exact"/>
+        <w:spacing w:before="0" w:after="0" w:line="50" w:lineRule="exact"/>
       </w:pPr>
     </w:p>
     <w:tbl>
@@ -3249,18 +3253,18 @@
                 <w:rFonts w:ascii="Avenir Next" w:hAnsi="Avenir Next" w:cs="Avenir Next" w:eastAsia="Avenir Next"/>
                 <w:b/>
                 <w:color w:val="1A1A1A"/>
+                <w:sz w:val="22"/>
+                <w:szCs w:val="20"/>
+              </w:rPr>
+              <w:t xml:space="preserve">7.</w:t>
+            </w:r>
+            <w:r>
+              <w:rPr>
+                <w:rFonts w:ascii="Avenir Next" w:hAnsi="Avenir Next" w:cs="Avenir Next" w:eastAsia="Avenir Next"/>
+                <w:color w:val="1A1A1A"/>
                 <w:sz w:val="20"/>
                 <w:szCs w:val="20"/>
               </w:rPr>
-              <w:t xml:space="preserve">7.</w:t>
-            </w:r>
-            <w:r>
-              <w:rPr>
-                <w:rFonts w:ascii="Avenir Next" w:hAnsi="Avenir Next" w:cs="Avenir Next" w:eastAsia="Avenir Next"/>
-                <w:color w:val="1A1A1A"/>
-                <w:sz w:val="20"/>
-                <w:szCs w:val="20"/>
-              </w:rPr>
               <w:tab/>
             </w:r>
             <w:r>
@@ -3268,7 +3272,7 @@
                 <w:rFonts w:ascii="Avenir Next" w:hAnsi="Avenir Next" w:cs="Avenir Next" w:eastAsia="Avenir Next"/>
                 <w:b/>
                 <w:color w:val="1A1A1A"/>
-                <w:sz w:val="20"/>
+                <w:sz w:val="22"/>
                 <w:szCs w:val="20"/>
               </w:rPr>
               <w:t xml:space="preserve">Two Store Bills.  </w:t>
@@ -3277,7 +3281,7 @@
               <w:rPr>
                 <w:rFonts w:ascii="Avenir Next" w:hAnsi="Avenir Next" w:cs="Avenir Next" w:eastAsia="Avenir Next"/>
                 <w:color w:val="1A1A1A"/>
-                <w:sz w:val="20"/>
+                <w:sz w:val="22"/>
                 <w:szCs w:val="20"/>
               </w:rPr>
               <w:t xml:space="preserve">Bill A is 6</w:t>
@@ -3287,7 +3291,7 @@
                 <w:rFonts w:ascii="Avenir Next" w:hAnsi="Avenir Next" w:cs="Avenir Next" w:eastAsia="Avenir Next"/>
                 <w:i/>
                 <w:color w:val="1A1A1A"/>
-                <w:sz w:val="20"/>
+                <w:sz w:val="22"/>
                 <w:szCs w:val="20"/>
               </w:rPr>
               <w:t xml:space="preserve">p</w:t>
@@ -3296,7 +3300,7 @@
               <w:rPr>
                 <w:rFonts w:ascii="Avenir Next" w:hAnsi="Avenir Next" w:cs="Avenir Next" w:eastAsia="Avenir Next"/>
                 <w:color w:val="1A1A1A"/>
-                <w:sz w:val="20"/>
+                <w:sz w:val="22"/>
                 <w:szCs w:val="20"/>
               </w:rPr>
               <w:t xml:space="preserve"> + 5 + 3</w:t>
@@ -3306,7 +3310,7 @@
                 <w:rFonts w:ascii="Avenir Next" w:hAnsi="Avenir Next" w:cs="Avenir Next" w:eastAsia="Avenir Next"/>
                 <w:i/>
                 <w:color w:val="1A1A1A"/>
-                <w:sz w:val="20"/>
+                <w:sz w:val="22"/>
                 <w:szCs w:val="20"/>
               </w:rPr>
               <w:t xml:space="preserve">p</w:t>
@@ -3315,7 +3319,7 @@
               <w:rPr>
                 <w:rFonts w:ascii="Avenir Next" w:hAnsi="Avenir Next" w:cs="Avenir Next" w:eastAsia="Avenir Next"/>
                 <w:color w:val="1A1A1A"/>
-                <w:sz w:val="20"/>
+                <w:sz w:val="22"/>
                 <w:szCs w:val="20"/>
               </w:rPr>
               <w:t xml:space="preserve">. Bill B is 9</w:t>
@@ -3325,7 +3329,7 @@
                 <w:rFonts w:ascii="Avenir Next" w:hAnsi="Avenir Next" w:cs="Avenir Next" w:eastAsia="Avenir Next"/>
                 <w:i/>
                 <w:color w:val="1A1A1A"/>
-                <w:sz w:val="20"/>
+                <w:sz w:val="22"/>
                 <w:szCs w:val="20"/>
               </w:rPr>
               <w:t xml:space="preserve">p</w:t>
@@ -3334,7 +3338,7 @@
               <w:rPr>
                 <w:rFonts w:ascii="Avenir Next" w:hAnsi="Avenir Next" w:cs="Avenir Next" w:eastAsia="Avenir Next"/>
                 <w:color w:val="1A1A1A"/>
-                <w:sz w:val="20"/>
+                <w:sz w:val="22"/>
                 <w:szCs w:val="20"/>
               </w:rPr>
               <w:t xml:space="preserve"> + 5, where </w:t>
@@ -3344,7 +3348,7 @@
                 <w:rFonts w:ascii="Avenir Next" w:hAnsi="Avenir Next" w:cs="Avenir Next" w:eastAsia="Avenir Next"/>
                 <w:i/>
                 <w:color w:val="1A1A1A"/>
-                <w:sz w:val="20"/>
+                <w:sz w:val="22"/>
                 <w:szCs w:val="20"/>
               </w:rPr>
               <w:t xml:space="preserve">p</w:t>
@@ -3353,7 +3357,7 @@
               <w:rPr>
                 <w:rFonts w:ascii="Avenir Next" w:hAnsi="Avenir Next" w:cs="Avenir Next" w:eastAsia="Avenir Next"/>
                 <w:color w:val="1A1A1A"/>
-                <w:sz w:val="20"/>
+                <w:sz w:val="22"/>
                 <w:szCs w:val="20"/>
               </w:rPr>
               <w:t xml:space="preserve"> is the price of one pen.</w:t>
@@ -3373,25 +3377,25 @@
                 <w:rFonts w:ascii="Avenir Next" w:hAnsi="Avenir Next" w:cs="Avenir Next" w:eastAsia="Avenir Next"/>
                 <w:b/>
                 <w:color w:val="003A70"/>
+                <w:sz w:val="22"/>
+                <w:szCs w:val="20"/>
+              </w:rPr>
+              <w:t xml:space="preserve">a.</w:t>
+            </w:r>
+            <w:r>
+              <w:rPr>
+                <w:rFonts w:ascii="Avenir Next" w:hAnsi="Avenir Next" w:cs="Avenir Next" w:eastAsia="Avenir Next"/>
+                <w:color w:val="1A1A1A"/>
                 <w:sz w:val="20"/>
                 <w:szCs w:val="20"/>
               </w:rPr>
-              <w:t xml:space="preserve">a.</w:t>
-            </w:r>
-            <w:r>
-              <w:rPr>
-                <w:rFonts w:ascii="Avenir Next" w:hAnsi="Avenir Next" w:cs="Avenir Next" w:eastAsia="Avenir Next"/>
-                <w:color w:val="1A1A1A"/>
-                <w:sz w:val="20"/>
-                <w:szCs w:val="20"/>
-              </w:rPr>
               <w:tab/>
             </w:r>
             <w:r>
               <w:rPr>
                 <w:rFonts w:ascii="Avenir Next" w:hAnsi="Avenir Next" w:cs="Avenir Next" w:eastAsia="Avenir Next"/>
                 <w:color w:val="1A1A1A"/>
-                <w:sz w:val="20"/>
+                <w:sz w:val="22"/>
                 <w:szCs w:val="20"/>
               </w:rPr>
               <w:t xml:space="preserve">Simplify Bill A.</w:t>
@@ -3430,25 +3434,25 @@
                 <w:rFonts w:ascii="Avenir Next" w:hAnsi="Avenir Next" w:cs="Avenir Next" w:eastAsia="Avenir Next"/>
                 <w:b/>
                 <w:color w:val="003A70"/>
+                <w:sz w:val="22"/>
+                <w:szCs w:val="20"/>
+              </w:rPr>
+              <w:t xml:space="preserve">b.</w:t>
+            </w:r>
+            <w:r>
+              <w:rPr>
+                <w:rFonts w:ascii="Avenir Next" w:hAnsi="Avenir Next" w:cs="Avenir Next" w:eastAsia="Avenir Next"/>
+                <w:color w:val="1A1A1A"/>
                 <w:sz w:val="20"/>
                 <w:szCs w:val="20"/>
               </w:rPr>
-              <w:t xml:space="preserve">b.</w:t>
-            </w:r>
-            <w:r>
-              <w:rPr>
-                <w:rFonts w:ascii="Avenir Next" w:hAnsi="Avenir Next" w:cs="Avenir Next" w:eastAsia="Avenir Next"/>
-                <w:color w:val="1A1A1A"/>
-                <w:sz w:val="20"/>
-                <w:szCs w:val="20"/>
-              </w:rPr>
               <w:tab/>
             </w:r>
             <w:r>
               <w:rPr>
                 <w:rFonts w:ascii="Avenir Next" w:hAnsi="Avenir Next" w:cs="Avenir Next" w:eastAsia="Avenir Next"/>
                 <w:color w:val="1A1A1A"/>
-                <w:sz w:val="20"/>
+                <w:sz w:val="22"/>
                 <w:szCs w:val="20"/>
               </w:rPr>
               <w:t xml:space="preserve">Are the two bills equivalent?</w:t>
@@ -3487,25 +3491,25 @@
                 <w:rFonts w:ascii="Avenir Next" w:hAnsi="Avenir Next" w:cs="Avenir Next" w:eastAsia="Avenir Next"/>
                 <w:b/>
                 <w:color w:val="003A70"/>
+                <w:sz w:val="22"/>
+                <w:szCs w:val="20"/>
+              </w:rPr>
+              <w:t xml:space="preserve">c.</w:t>
+            </w:r>
+            <w:r>
+              <w:rPr>
+                <w:rFonts w:ascii="Avenir Next" w:hAnsi="Avenir Next" w:cs="Avenir Next" w:eastAsia="Avenir Next"/>
+                <w:color w:val="1A1A1A"/>
                 <w:sz w:val="20"/>
                 <w:szCs w:val="20"/>
               </w:rPr>
-              <w:t xml:space="preserve">c.</w:t>
-            </w:r>
-            <w:r>
-              <w:rPr>
-                <w:rFonts w:ascii="Avenir Next" w:hAnsi="Avenir Next" w:cs="Avenir Next" w:eastAsia="Avenir Next"/>
-                <w:color w:val="1A1A1A"/>
-                <w:sz w:val="20"/>
-                <w:szCs w:val="20"/>
-              </w:rPr>
               <w:tab/>
             </w:r>
             <w:r>
               <w:rPr>
                 <w:rFonts w:ascii="Avenir Next" w:hAnsi="Avenir Next" w:cs="Avenir Next" w:eastAsia="Avenir Next"/>
                 <w:color w:val="1A1A1A"/>
-                <w:sz w:val="20"/>
+                <w:sz w:val="22"/>
                 <w:szCs w:val="20"/>
               </w:rPr>
               <w:t xml:space="preserve">Evaluate both bills when </w:t>
@@ -3515,7 +3519,7 @@
                 <w:rFonts w:ascii="Avenir Next" w:hAnsi="Avenir Next" w:cs="Avenir Next" w:eastAsia="Avenir Next"/>
                 <w:i/>
                 <w:color w:val="1A1A1A"/>
-                <w:sz w:val="20"/>
+                <w:sz w:val="22"/>
                 <w:szCs w:val="20"/>
               </w:rPr>
               <w:t xml:space="preserve">p</w:t>
@@ -3524,7 +3528,7 @@
               <w:rPr>
                 <w:rFonts w:ascii="Avenir Next" w:hAnsi="Avenir Next" w:cs="Avenir Next" w:eastAsia="Avenir Next"/>
                 <w:color w:val="1A1A1A"/>
-                <w:sz w:val="20"/>
+                <w:sz w:val="22"/>
                 <w:szCs w:val="20"/>
               </w:rPr>
               <w:t xml:space="preserve"> = 8. What does this show?</w:t>
@@ -3554,12 +3558,12 @@
     </w:tbl>
     <w:p>
       <w:pPr>
-        <w:spacing w:before="0" w:after="0" w:line="20" w:lineRule="exact"/>
+        <w:spacing w:before="0" w:after="0" w:line="50" w:lineRule="exact"/>
       </w:pPr>
     </w:p>
     <w:p>
       <w:pPr>
-        <w:spacing w:before="0" w:after="0" w:line="20" w:lineRule="exact"/>
+        <w:spacing w:before="0" w:after="0" w:line="50" w:lineRule="exact"/>
       </w:pPr>
     </w:p>
     <w:tbl>
@@ -3609,18 +3613,18 @@
                 <w:rFonts w:ascii="Avenir Next" w:hAnsi="Avenir Next" w:cs="Avenir Next" w:eastAsia="Avenir Next"/>
                 <w:b/>
                 <w:color w:val="1A1A1A"/>
+                <w:sz w:val="22"/>
+                <w:szCs w:val="20"/>
+              </w:rPr>
+              <w:t xml:space="preserve">8.</w:t>
+            </w:r>
+            <w:r>
+              <w:rPr>
+                <w:rFonts w:ascii="Avenir Next" w:hAnsi="Avenir Next" w:cs="Avenir Next" w:eastAsia="Avenir Next"/>
+                <w:color w:val="1A1A1A"/>
                 <w:sz w:val="20"/>
                 <w:szCs w:val="20"/>
               </w:rPr>
-              <w:t xml:space="preserve">8.</w:t>
-            </w:r>
-            <w:r>
-              <w:rPr>
-                <w:rFonts w:ascii="Avenir Next" w:hAnsi="Avenir Next" w:cs="Avenir Next" w:eastAsia="Avenir Next"/>
-                <w:color w:val="1A1A1A"/>
-                <w:sz w:val="20"/>
-                <w:szCs w:val="20"/>
-              </w:rPr>
               <w:tab/>
             </w:r>
             <w:r>
@@ -3628,7 +3632,7 @@
                 <w:rFonts w:ascii="Avenir Next" w:hAnsi="Avenir Next" w:cs="Avenir Next" w:eastAsia="Avenir Next"/>
                 <w:b/>
                 <w:color w:val="1A1A1A"/>
-                <w:sz w:val="20"/>
+                <w:sz w:val="22"/>
                 <w:szCs w:val="20"/>
               </w:rPr>
               <w:t xml:space="preserve">Not Equivalent.  </w:t>
@@ -3637,7 +3641,7 @@
               <w:rPr>
                 <w:rFonts w:ascii="Avenir Next" w:hAnsi="Avenir Next" w:cs="Avenir Next" w:eastAsia="Avenir Next"/>
                 <w:color w:val="1A1A1A"/>
-                <w:sz w:val="20"/>
+                <w:sz w:val="22"/>
                 <w:szCs w:val="20"/>
               </w:rPr>
               <w:t xml:space="preserve">Are 3</w:t>
@@ -3647,7 +3651,7 @@
                 <w:rFonts w:ascii="Avenir Next" w:hAnsi="Avenir Next" w:cs="Avenir Next" w:eastAsia="Avenir Next"/>
                 <w:i/>
                 <w:color w:val="1A1A1A"/>
-                <w:sz w:val="20"/>
+                <w:sz w:val="22"/>
                 <w:szCs w:val="20"/>
               </w:rPr>
               <w:t xml:space="preserve">y</w:t>
@@ -3656,7 +3660,7 @@
               <w:rPr>
                 <w:rFonts w:ascii="Avenir Next" w:hAnsi="Avenir Next" w:cs="Avenir Next" w:eastAsia="Avenir Next"/>
                 <w:color w:val="1A1A1A"/>
-                <w:sz w:val="20"/>
+                <w:sz w:val="22"/>
                 <w:szCs w:val="20"/>
               </w:rPr>
               <w:t xml:space="preserve"> + 6 and 9</w:t>
@@ -3666,7 +3670,7 @@
                 <w:rFonts w:ascii="Avenir Next" w:hAnsi="Avenir Next" w:cs="Avenir Next" w:eastAsia="Avenir Next"/>
                 <w:i/>
                 <w:color w:val="1A1A1A"/>
-                <w:sz w:val="20"/>
+                <w:sz w:val="22"/>
                 <w:szCs w:val="20"/>
               </w:rPr>
               <w:t xml:space="preserve">y</w:t>
@@ -3675,7 +3679,7 @@
               <w:rPr>
                 <w:rFonts w:ascii="Avenir Next" w:hAnsi="Avenir Next" w:cs="Avenir Next" w:eastAsia="Avenir Next"/>
                 <w:color w:val="1A1A1A"/>
-                <w:sz w:val="20"/>
+                <w:sz w:val="22"/>
                 <w:szCs w:val="20"/>
               </w:rPr>
               <w:t xml:space="preserve"> equivalent? Explain.</w:t>
@@ -3692,7 +3696,7 @@
                 <w:rFonts w:ascii="Avenir Next" w:hAnsi="Avenir Next" w:cs="Avenir Next" w:eastAsia="Avenir Next"/>
                 <w:b/>
                 <w:color w:val="003A70"/>
-                <w:sz w:val="17"/>
+                <w:sz w:val="22"/>
                 <w:szCs w:val="17"/>
               </w:rPr>
               <w:t xml:space="preserve">Hint  </w:t>
@@ -3702,7 +3706,7 @@
                 <w:rFonts w:ascii="Avenir Next" w:hAnsi="Avenir Next" w:cs="Avenir Next" w:eastAsia="Avenir Next"/>
                 <w:i/>
                 <w:color w:val="5A5F66"/>
-                <w:sz w:val="17"/>
+                <w:sz w:val="22"/>
                 <w:szCs w:val="17"/>
               </w:rPr>
               <w:t xml:space="preserve">Can 3</w:t>
@@ -3712,7 +3716,7 @@
                 <w:rFonts w:ascii="Avenir Next" w:hAnsi="Avenir Next" w:cs="Avenir Next" w:eastAsia="Avenir Next"/>
                 <w:i/>
                 <w:color w:val="5A5F66"/>
-                <w:sz w:val="17"/>
+                <w:sz w:val="22"/>
                 <w:szCs w:val="17"/>
               </w:rPr>
               <w:t xml:space="preserve">y</w:t>
@@ -3722,7 +3726,7 @@
                 <w:rFonts w:ascii="Avenir Next" w:hAnsi="Avenir Next" w:cs="Avenir Next" w:eastAsia="Avenir Next"/>
                 <w:i/>
                 <w:color w:val="5A5F66"/>
-                <w:sz w:val="17"/>
+                <w:sz w:val="22"/>
                 <w:szCs w:val="17"/>
               </w:rPr>
               <w:t xml:space="preserve"> and 6 be combined?</w:t>
@@ -3730,7 +3734,7 @@
           </w:p>
           <w:p>
             <w:pPr>
-              <w:spacing w:before="0" w:after="0" w:line="60" w:lineRule="auto"/>
+              <w:spacing w:before="0" w:after="0" w:line="50" w:lineRule="exact"/>
             </w:pPr>
           </w:p>
           <w:tbl>
@@ -3799,7 +3803,7 @@
                 <w:rFonts w:ascii="Avenir Next" w:hAnsi="Avenir Next" w:cs="Avenir Next" w:eastAsia="Avenir Next"/>
                 <w:b/>
                 <w:color w:val="1A1A1A"/>
-                <w:sz w:val="18"/>
+                <w:sz w:val="22"/>
                 <w:szCs w:val="18"/>
               </w:rPr>
               <w:t xml:space="preserve">Equivalent?</w:t>
@@ -3819,11 +3823,12 @@
     </w:tbl>
     <w:p>
       <w:pPr>
-        <w:spacing w:before="0" w:after="0" w:line="20" w:lineRule="exact"/>
+        <w:spacing w:before="0" w:after="0" w:line="50" w:lineRule="exact"/>
       </w:pPr>
     </w:p>
     <w:p>
       <w:pPr>
+        <w:pStyle w:val="Heading2"/>
         <w:keepNext/>
         <w:pBdr>
           <w:bottom w:val="single" w:sz="8" w:space="3" w:color="003A70"/>
@@ -3839,7 +3844,7 @@
           <w:b/>
           <w:color w:val="003A70"/>
           <w:spacing w:val="14"/>
-          <w:sz w:val="19"/>
+          <w:sz w:val="22"/>
           <w:szCs w:val="19"/>
         </w:rPr>
         <w:t xml:space="preserve">FIND THE ERROR</w:t>
@@ -3858,7 +3863,7 @@
           <w:rFonts w:ascii="Avenir Next" w:hAnsi="Avenir Next" w:cs="Avenir Next" w:eastAsia="Avenir Next"/>
           <w:i/>
           <w:color w:val="5A5F66"/>
-          <w:sz w:val="17"/>
+          <w:sz w:val="22"/>
           <w:szCs w:val="17"/>
         </w:rPr>
         <w:t xml:space="preserve">explain the mistake, then fix it</w:t>
@@ -3866,7 +3871,7 @@
     </w:p>
     <w:p>
       <w:pPr>
-        <w:spacing w:before="0" w:after="0" w:line="20" w:lineRule="exact"/>
+        <w:spacing w:before="0" w:after="0" w:line="50" w:lineRule="exact"/>
       </w:pPr>
     </w:p>
     <w:tbl>
@@ -3916,18 +3921,18 @@
                 <w:rFonts w:ascii="Avenir Next" w:hAnsi="Avenir Next" w:cs="Avenir Next" w:eastAsia="Avenir Next"/>
                 <w:b/>
                 <w:color w:val="1A1A1A"/>
+                <w:sz w:val="22"/>
+                <w:szCs w:val="20"/>
+              </w:rPr>
+              <w:t xml:space="preserve">9.</w:t>
+            </w:r>
+            <w:r>
+              <w:rPr>
+                <w:rFonts w:ascii="Avenir Next" w:hAnsi="Avenir Next" w:cs="Avenir Next" w:eastAsia="Avenir Next"/>
+                <w:color w:val="1A1A1A"/>
                 <w:sz w:val="20"/>
                 <w:szCs w:val="20"/>
               </w:rPr>
-              <w:t xml:space="preserve">9.</w:t>
-            </w:r>
-            <w:r>
-              <w:rPr>
-                <w:rFonts w:ascii="Avenir Next" w:hAnsi="Avenir Next" w:cs="Avenir Next" w:eastAsia="Avenir Next"/>
-                <w:color w:val="1A1A1A"/>
-                <w:sz w:val="20"/>
-                <w:szCs w:val="20"/>
-              </w:rPr>
               <w:tab/>
             </w:r>
             <w:r>
@@ -3935,7 +3940,7 @@
                 <w:rFonts w:ascii="Avenir Next" w:hAnsi="Avenir Next" w:cs="Avenir Next" w:eastAsia="Avenir Next"/>
                 <w:b/>
                 <w:color w:val="1A1A1A"/>
-                <w:sz w:val="20"/>
+                <w:sz w:val="22"/>
                 <w:szCs w:val="20"/>
               </w:rPr>
               <w:t xml:space="preserve">Nora’s Work.  </w:t>
@@ -3944,7 +3949,7 @@
               <w:rPr>
                 <w:rFonts w:ascii="Avenir Next" w:hAnsi="Avenir Next" w:cs="Avenir Next" w:eastAsia="Avenir Next"/>
                 <w:color w:val="1A1A1A"/>
-                <w:sz w:val="20"/>
+                <w:sz w:val="22"/>
                 <w:szCs w:val="20"/>
               </w:rPr>
               <w:t xml:space="preserve">Nora simplified 10</w:t>
@@ -3954,7 +3959,7 @@
                 <w:rFonts w:ascii="Avenir Next" w:hAnsi="Avenir Next" w:cs="Avenir Next" w:eastAsia="Avenir Next"/>
                 <w:i/>
                 <w:color w:val="1A1A1A"/>
-                <w:sz w:val="20"/>
+                <w:sz w:val="22"/>
                 <w:szCs w:val="20"/>
               </w:rPr>
               <w:t xml:space="preserve">x</w:t>
@@ -3963,7 +3968,7 @@
               <w:rPr>
                 <w:rFonts w:ascii="Avenir Next" w:hAnsi="Avenir Next" w:cs="Avenir Next" w:eastAsia="Avenir Next"/>
                 <w:color w:val="1A1A1A"/>
-                <w:sz w:val="20"/>
+                <w:sz w:val="22"/>
                 <w:szCs w:val="20"/>
               </w:rPr>
               <w:t xml:space="preserve"> + 5 + 6</w:t>
@@ -3973,7 +3978,7 @@
                 <w:rFonts w:ascii="Avenir Next" w:hAnsi="Avenir Next" w:cs="Avenir Next" w:eastAsia="Avenir Next"/>
                 <w:i/>
                 <w:color w:val="1A1A1A"/>
-                <w:sz w:val="20"/>
+                <w:sz w:val="22"/>
                 <w:szCs w:val="20"/>
               </w:rPr>
               <w:t xml:space="preserve">x</w:t>
@@ -3982,7 +3987,7 @@
               <w:rPr>
                 <w:rFonts w:ascii="Avenir Next" w:hAnsi="Avenir Next" w:cs="Avenir Next" w:eastAsia="Avenir Next"/>
                 <w:color w:val="1A1A1A"/>
-                <w:sz w:val="20"/>
+                <w:sz w:val="22"/>
                 <w:szCs w:val="20"/>
               </w:rPr>
               <w:t xml:space="preserve"> and wrote 21</w:t>
@@ -3992,7 +3997,7 @@
                 <w:rFonts w:ascii="Avenir Next" w:hAnsi="Avenir Next" w:cs="Avenir Next" w:eastAsia="Avenir Next"/>
                 <w:i/>
                 <w:color w:val="1A1A1A"/>
-                <w:sz w:val="20"/>
+                <w:sz w:val="22"/>
                 <w:szCs w:val="20"/>
               </w:rPr>
               <w:t xml:space="preserve">x</w:t>
@@ -4001,7 +4006,7 @@
               <w:rPr>
                 <w:rFonts w:ascii="Avenir Next" w:hAnsi="Avenir Next" w:cs="Avenir Next" w:eastAsia="Avenir Next"/>
                 <w:color w:val="1A1A1A"/>
-                <w:sz w:val="20"/>
+                <w:sz w:val="22"/>
                 <w:szCs w:val="20"/>
               </w:rPr>
               <w:t xml:space="preserve">, saying she combined all three terms. Explain her mistake. Then simplify correctly.</w:t>
@@ -4047,7 +4052,7 @@
                 </w:tcPr>
                 <w:p>
                   <w:pPr>
-                    <w:spacing w:before="0" w:after="0" w:line="240" w:lineRule="auto"/>
+                    <w:spacing w:before="0" w:after="0" w:line="50" w:lineRule="exact"/>
                   </w:pPr>
                 </w:p>
               </w:tc>
@@ -4067,7 +4072,7 @@
                 </w:tcPr>
                 <w:p>
                   <w:pPr>
-                    <w:spacing w:before="0" w:after="0" w:line="240" w:lineRule="auto"/>
+                    <w:spacing w:before="0" w:after="0" w:line="50" w:lineRule="exact"/>
                   </w:pPr>
                 </w:p>
               </w:tc>
@@ -4087,7 +4092,7 @@
                 </w:tcPr>
                 <w:p>
                   <w:pPr>
-                    <w:spacing w:before="0" w:after="0" w:line="240" w:lineRule="auto"/>
+                    <w:spacing w:before="0" w:after="0" w:line="50" w:lineRule="exact"/>
                   </w:pPr>
                 </w:p>
               </w:tc>
@@ -4095,7 +4100,7 @@
           </w:tbl>
           <w:p>
             <w:pPr>
-              <w:spacing w:before="0" w:after="0" w:line="24" w:lineRule="auto"/>
+              <w:spacing w:before="0" w:after="0" w:line="50" w:lineRule="exact"/>
             </w:pPr>
           </w:p>
         </w:tc>
@@ -4103,11 +4108,12 @@
     </w:tbl>
     <w:p>
       <w:pPr>
-        <w:spacing w:before="0" w:after="0" w:line="20" w:lineRule="exact"/>
+        <w:spacing w:before="0" w:after="0" w:line="50" w:lineRule="exact"/>
       </w:pPr>
     </w:p>
     <w:p>
       <w:pPr>
+        <w:pStyle w:val="Heading2"/>
         <w:keepNext/>
         <w:pBdr>
           <w:bottom w:val="single" w:sz="8" w:space="3" w:color="003A70"/>
@@ -4123,7 +4129,7 @@
           <w:b/>
           <w:color w:val="003A70"/>
           <w:spacing w:val="14"/>
-          <w:sz w:val="19"/>
+          <w:sz w:val="22"/>
           <w:szCs w:val="19"/>
         </w:rPr>
         <w:t xml:space="preserve">TEST PRACTICE</w:t>
@@ -4142,7 +4148,7 @@
           <w:rFonts w:ascii="Avenir Next" w:hAnsi="Avenir Next" w:cs="Avenir Next" w:eastAsia="Avenir Next"/>
           <w:i/>
           <w:color w:val="5A5F66"/>
-          <w:sz w:val="17"/>
+          <w:sz w:val="22"/>
           <w:szCs w:val="17"/>
         </w:rPr>
         <w:t xml:space="preserve">choose the best answer</w:t>
@@ -4150,7 +4156,7 @@
     </w:p>
     <w:p>
       <w:pPr>
-        <w:spacing w:before="0" w:after="0" w:line="20" w:lineRule="exact"/>
+        <w:spacing w:before="0" w:after="0" w:line="50" w:lineRule="exact"/>
       </w:pPr>
     </w:p>
     <w:tbl>
@@ -4200,25 +4206,25 @@
                 <w:rFonts w:ascii="Avenir Next" w:hAnsi="Avenir Next" w:cs="Avenir Next" w:eastAsia="Avenir Next"/>
                 <w:b/>
                 <w:color w:val="1A1A1A"/>
+                <w:sz w:val="22"/>
+                <w:szCs w:val="20"/>
+              </w:rPr>
+              <w:t xml:space="preserve">10.</w:t>
+            </w:r>
+            <w:r>
+              <w:rPr>
+                <w:rFonts w:ascii="Avenir Next" w:hAnsi="Avenir Next" w:cs="Avenir Next" w:eastAsia="Avenir Next"/>
+                <w:color w:val="1A1A1A"/>
                 <w:sz w:val="20"/>
                 <w:szCs w:val="20"/>
               </w:rPr>
-              <w:t xml:space="preserve">10.</w:t>
-            </w:r>
-            <w:r>
-              <w:rPr>
-                <w:rFonts w:ascii="Avenir Next" w:hAnsi="Avenir Next" w:cs="Avenir Next" w:eastAsia="Avenir Next"/>
-                <w:color w:val="1A1A1A"/>
-                <w:sz w:val="20"/>
-                <w:szCs w:val="20"/>
-              </w:rPr>
               <w:tab/>
             </w:r>
             <w:r>
               <w:rPr>
                 <w:rFonts w:ascii="Avenir Next" w:hAnsi="Avenir Next" w:cs="Avenir Next" w:eastAsia="Avenir Next"/>
                 <w:color w:val="1A1A1A"/>
-                <w:sz w:val="20"/>
+                <w:sz w:val="22"/>
                 <w:szCs w:val="20"/>
               </w:rPr>
               <w:t xml:space="preserve">Simplify 3</w:t>
@@ -4228,7 +4234,7 @@
                 <w:rFonts w:ascii="Avenir Next" w:hAnsi="Avenir Next" w:cs="Avenir Next" w:eastAsia="Avenir Next"/>
                 <w:i/>
                 <w:color w:val="1A1A1A"/>
-                <w:sz w:val="20"/>
+                <w:sz w:val="22"/>
                 <w:szCs w:val="20"/>
               </w:rPr>
               <w:t xml:space="preserve">a</w:t>
@@ -4237,7 +4243,7 @@
               <w:rPr>
                 <w:rFonts w:ascii="Avenir Next" w:hAnsi="Avenir Next" w:cs="Avenir Next" w:eastAsia="Avenir Next"/>
                 <w:color w:val="1A1A1A"/>
-                <w:sz w:val="20"/>
+                <w:sz w:val="22"/>
                 <w:szCs w:val="20"/>
               </w:rPr>
               <w:t xml:space="preserve"> + 5</w:t>
@@ -4247,7 +4253,7 @@
                 <w:rFonts w:ascii="Avenir Next" w:hAnsi="Avenir Next" w:cs="Avenir Next" w:eastAsia="Avenir Next"/>
                 <w:i/>
                 <w:color w:val="1A1A1A"/>
-                <w:sz w:val="20"/>
+                <w:sz w:val="22"/>
                 <w:szCs w:val="20"/>
               </w:rPr>
               <w:t xml:space="preserve">a</w:t>
@@ -4256,7 +4262,7 @@
               <w:rPr>
                 <w:rFonts w:ascii="Avenir Next" w:hAnsi="Avenir Next" w:cs="Avenir Next" w:eastAsia="Avenir Next"/>
                 <w:color w:val="1A1A1A"/>
-                <w:sz w:val="20"/>
+                <w:sz w:val="22"/>
                 <w:szCs w:val="20"/>
               </w:rPr>
               <w:t xml:space="preserve">.</w:t>
@@ -4312,27 +4318,27 @@
                       <w:rFonts w:ascii="Avenir Next" w:hAnsi="Avenir Next" w:cs="Avenir Next" w:eastAsia="Avenir Next"/>
                       <w:b/>
                       <w:color w:val="003A70"/>
+                      <w:sz w:val="22"/>
+                      <w:szCs w:val="19"/>
+                    </w:rPr>
+                    <w:t xml:space="preserve">A</w:t>
+                  </w:r>
+                  <w:r>
+                    <w:rPr>
+                      <w:rFonts w:ascii="Avenir Next" w:hAnsi="Avenir Next" w:cs="Avenir Next" w:eastAsia="Avenir Next"/>
+                      <w:color w:val="1A1A1A"/>
                       <w:sz w:val="19"/>
                       <w:szCs w:val="19"/>
                     </w:rPr>
-                    <w:t xml:space="preserve">A</w:t>
-                  </w:r>
-                  <w:r>
-                    <w:rPr>
-                      <w:rFonts w:ascii="Avenir Next" w:hAnsi="Avenir Next" w:cs="Avenir Next" w:eastAsia="Avenir Next"/>
-                      <w:color w:val="1A1A1A"/>
-                      <w:sz w:val="19"/>
+                    <w:tab/>
+                  </w:r>
+                  <w:r>
+                    <w:rPr>
+                      <w:rFonts w:ascii="Avenir Next" w:hAnsi="Avenir Next" w:cs="Avenir Next" w:eastAsia="Avenir Next"/>
+                      <w:color w:val="1A1A1A"/>
+                      <w:sz w:val="22"/>
                       <w:szCs w:val="19"/>
                     </w:rPr>
-                    <w:tab/>
-                  </w:r>
-                  <w:r>
-                    <w:rPr>
-                      <w:rFonts w:ascii="Avenir Next" w:hAnsi="Avenir Next" w:cs="Avenir Next" w:eastAsia="Avenir Next"/>
-                      <w:color w:val="1A1A1A"/>
-                      <w:sz w:val="19"/>
-                      <w:szCs w:val="19"/>
-                    </w:rPr>
                     <w:t xml:space="preserve">8</w:t>
                   </w:r>
                   <w:r>
@@ -4340,7 +4346,7 @@
                       <w:rFonts w:ascii="Avenir Next" w:hAnsi="Avenir Next" w:cs="Avenir Next" w:eastAsia="Avenir Next"/>
                       <w:i/>
                       <w:color w:val="1A1A1A"/>
-                      <w:sz w:val="19"/>
+                      <w:sz w:val="22"/>
                       <w:szCs w:val="19"/>
                     </w:rPr>
                     <w:t xml:space="preserve">a</w:t>
@@ -4365,44 +4371,44 @@
                       <w:rFonts w:ascii="Avenir Next" w:hAnsi="Avenir Next" w:cs="Avenir Next" w:eastAsia="Avenir Next"/>
                       <w:b/>
                       <w:color w:val="003A70"/>
+                      <w:sz w:val="22"/>
+                      <w:szCs w:val="19"/>
+                    </w:rPr>
+                    <w:t xml:space="preserve">B</w:t>
+                  </w:r>
+                  <w:r>
+                    <w:rPr>
+                      <w:rFonts w:ascii="Avenir Next" w:hAnsi="Avenir Next" w:cs="Avenir Next" w:eastAsia="Avenir Next"/>
+                      <w:color w:val="1A1A1A"/>
                       <w:sz w:val="19"/>
                       <w:szCs w:val="19"/>
                     </w:rPr>
-                    <w:t xml:space="preserve">B</w:t>
-                  </w:r>
-                  <w:r>
-                    <w:rPr>
-                      <w:rFonts w:ascii="Avenir Next" w:hAnsi="Avenir Next" w:cs="Avenir Next" w:eastAsia="Avenir Next"/>
-                      <w:color w:val="1A1A1A"/>
-                      <w:sz w:val="19"/>
+                    <w:tab/>
+                  </w:r>
+                  <w:r>
+                    <w:rPr>
+                      <w:rFonts w:ascii="Avenir Next" w:hAnsi="Avenir Next" w:cs="Avenir Next" w:eastAsia="Avenir Next"/>
+                      <w:color w:val="1A1A1A"/>
+                      <w:sz w:val="22"/>
                       <w:szCs w:val="19"/>
                     </w:rPr>
-                    <w:tab/>
-                  </w:r>
-                  <w:r>
-                    <w:rPr>
-                      <w:rFonts w:ascii="Avenir Next" w:hAnsi="Avenir Next" w:cs="Avenir Next" w:eastAsia="Avenir Next"/>
-                      <w:color w:val="1A1A1A"/>
-                      <w:sz w:val="19"/>
+                    <w:t xml:space="preserve">8</w:t>
+                  </w:r>
+                  <w:r>
+                    <w:rPr>
+                      <w:rFonts w:ascii="Avenir Next" w:hAnsi="Avenir Next" w:cs="Avenir Next" w:eastAsia="Avenir Next"/>
+                      <w:i/>
+                      <w:color w:val="1A1A1A"/>
+                      <w:sz w:val="22"/>
                       <w:szCs w:val="19"/>
                     </w:rPr>
-                    <w:t xml:space="preserve">8</w:t>
-                  </w:r>
-                  <w:r>
-                    <w:rPr>
-                      <w:rFonts w:ascii="Avenir Next" w:hAnsi="Avenir Next" w:cs="Avenir Next" w:eastAsia="Avenir Next"/>
-                      <w:i/>
-                      <w:color w:val="1A1A1A"/>
-                      <w:sz w:val="19"/>
-                      <w:szCs w:val="19"/>
-                    </w:rPr>
                     <w:t xml:space="preserve">a</w:t>
                   </w:r>
                   <w:r>
                     <w:rPr>
                       <w:rFonts w:ascii="Avenir Next" w:hAnsi="Avenir Next" w:cs="Avenir Next" w:eastAsia="Avenir Next"/>
                       <w:color w:val="1A1A1A"/>
-                      <w:sz w:val="19"/>
+                      <w:sz w:val="22"/>
                       <w:szCs w:val="19"/>
                       <w:vertAlign w:val="superscript"/>
                     </w:rPr>
@@ -4428,27 +4434,27 @@
                       <w:rFonts w:ascii="Avenir Next" w:hAnsi="Avenir Next" w:cs="Avenir Next" w:eastAsia="Avenir Next"/>
                       <w:b/>
                       <w:color w:val="003A70"/>
+                      <w:sz w:val="22"/>
+                      <w:szCs w:val="19"/>
+                    </w:rPr>
+                    <w:t xml:space="preserve">C</w:t>
+                  </w:r>
+                  <w:r>
+                    <w:rPr>
+                      <w:rFonts w:ascii="Avenir Next" w:hAnsi="Avenir Next" w:cs="Avenir Next" w:eastAsia="Avenir Next"/>
+                      <w:color w:val="1A1A1A"/>
                       <w:sz w:val="19"/>
                       <w:szCs w:val="19"/>
                     </w:rPr>
-                    <w:t xml:space="preserve">C</w:t>
-                  </w:r>
-                  <w:r>
-                    <w:rPr>
-                      <w:rFonts w:ascii="Avenir Next" w:hAnsi="Avenir Next" w:cs="Avenir Next" w:eastAsia="Avenir Next"/>
-                      <w:color w:val="1A1A1A"/>
-                      <w:sz w:val="19"/>
+                    <w:tab/>
+                  </w:r>
+                  <w:r>
+                    <w:rPr>
+                      <w:rFonts w:ascii="Avenir Next" w:hAnsi="Avenir Next" w:cs="Avenir Next" w:eastAsia="Avenir Next"/>
+                      <w:color w:val="1A1A1A"/>
+                      <w:sz w:val="22"/>
                       <w:szCs w:val="19"/>
                     </w:rPr>
-                    <w:tab/>
-                  </w:r>
-                  <w:r>
-                    <w:rPr>
-                      <w:rFonts w:ascii="Avenir Next" w:hAnsi="Avenir Next" w:cs="Avenir Next" w:eastAsia="Avenir Next"/>
-                      <w:color w:val="1A1A1A"/>
-                      <w:sz w:val="19"/>
-                      <w:szCs w:val="19"/>
-                    </w:rPr>
                     <w:t xml:space="preserve">15</w:t>
                   </w:r>
                   <w:r>
@@ -4456,7 +4462,7 @@
                       <w:rFonts w:ascii="Avenir Next" w:hAnsi="Avenir Next" w:cs="Avenir Next" w:eastAsia="Avenir Next"/>
                       <w:i/>
                       <w:color w:val="1A1A1A"/>
-                      <w:sz w:val="19"/>
+                      <w:sz w:val="22"/>
                       <w:szCs w:val="19"/>
                     </w:rPr>
                     <w:t xml:space="preserve">a</w:t>
@@ -4481,25 +4487,25 @@
                       <w:rFonts w:ascii="Avenir Next" w:hAnsi="Avenir Next" w:cs="Avenir Next" w:eastAsia="Avenir Next"/>
                       <w:b/>
                       <w:color w:val="003A70"/>
+                      <w:sz w:val="22"/>
+                      <w:szCs w:val="19"/>
+                    </w:rPr>
+                    <w:t xml:space="preserve">D</w:t>
+                  </w:r>
+                  <w:r>
+                    <w:rPr>
+                      <w:rFonts w:ascii="Avenir Next" w:hAnsi="Avenir Next" w:cs="Avenir Next" w:eastAsia="Avenir Next"/>
+                      <w:color w:val="1A1A1A"/>
                       <w:sz w:val="19"/>
                       <w:szCs w:val="19"/>
                     </w:rPr>
-                    <w:t xml:space="preserve">D</w:t>
-                  </w:r>
-                  <w:r>
-                    <w:rPr>
-                      <w:rFonts w:ascii="Avenir Next" w:hAnsi="Avenir Next" w:cs="Avenir Next" w:eastAsia="Avenir Next"/>
-                      <w:color w:val="1A1A1A"/>
-                      <w:sz w:val="19"/>
-                      <w:szCs w:val="19"/>
-                    </w:rPr>
                     <w:tab/>
                   </w:r>
                   <w:r>
                     <w:rPr>
                       <w:rFonts w:ascii="Avenir Next" w:hAnsi="Avenir Next" w:cs="Avenir Next" w:eastAsia="Avenir Next"/>
                       <w:color w:val="1A1A1A"/>
-                      <w:sz w:val="19"/>
+                      <w:sz w:val="22"/>
                       <w:szCs w:val="19"/>
                     </w:rPr>
                     <w:t xml:space="preserve">8</w:t>
@@ -4510,7 +4516,7 @@
           </w:tbl>
           <w:p>
             <w:pPr>
-              <w:spacing w:before="0" w:after="0" w:line="24" w:lineRule="auto"/>
+              <w:spacing w:before="0" w:after="0" w:line="50" w:lineRule="exact"/>
             </w:pPr>
           </w:p>
         </w:tc>
@@ -4518,12 +4524,12 @@
     </w:tbl>
     <w:p>
       <w:pPr>
-        <w:spacing w:before="0" w:after="0" w:line="20" w:lineRule="exact"/>
+        <w:spacing w:before="0" w:after="0" w:line="50" w:lineRule="exact"/>
       </w:pPr>
     </w:p>
     <w:p>
       <w:pPr>
-        <w:spacing w:before="0" w:after="0" w:line="20" w:lineRule="exact"/>
+        <w:spacing w:before="0" w:after="0" w:line="50" w:lineRule="exact"/>
       </w:pPr>
     </w:p>
     <w:tbl>
@@ -4573,25 +4579,25 @@
                 <w:rFonts w:ascii="Avenir Next" w:hAnsi="Avenir Next" w:cs="Avenir Next" w:eastAsia="Avenir Next"/>
                 <w:b/>
                 <w:color w:val="1A1A1A"/>
+                <w:sz w:val="22"/>
+                <w:szCs w:val="20"/>
+              </w:rPr>
+              <w:t xml:space="preserve">11.</w:t>
+            </w:r>
+            <w:r>
+              <w:rPr>
+                <w:rFonts w:ascii="Avenir Next" w:hAnsi="Avenir Next" w:cs="Avenir Next" w:eastAsia="Avenir Next"/>
+                <w:color w:val="1A1A1A"/>
                 <w:sz w:val="20"/>
                 <w:szCs w:val="20"/>
               </w:rPr>
-              <w:t xml:space="preserve">11.</w:t>
-            </w:r>
-            <w:r>
-              <w:rPr>
-                <w:rFonts w:ascii="Avenir Next" w:hAnsi="Avenir Next" w:cs="Avenir Next" w:eastAsia="Avenir Next"/>
-                <w:color w:val="1A1A1A"/>
-                <w:sz w:val="20"/>
-                <w:szCs w:val="20"/>
-              </w:rPr>
               <w:tab/>
             </w:r>
             <w:r>
               <w:rPr>
                 <w:rFonts w:ascii="Avenir Next" w:hAnsi="Avenir Next" w:cs="Avenir Next" w:eastAsia="Avenir Next"/>
                 <w:color w:val="1A1A1A"/>
-                <w:sz w:val="20"/>
+                <w:sz w:val="22"/>
                 <w:szCs w:val="20"/>
               </w:rPr>
               <w:t xml:space="preserve">Terms that can be combined are called —</w:t>
@@ -4647,25 +4653,25 @@
                       <w:rFonts w:ascii="Avenir Next" w:hAnsi="Avenir Next" w:cs="Avenir Next" w:eastAsia="Avenir Next"/>
                       <w:b/>
                       <w:color w:val="003A70"/>
+                      <w:sz w:val="22"/>
+                      <w:szCs w:val="19"/>
+                    </w:rPr>
+                    <w:t xml:space="preserve">A</w:t>
+                  </w:r>
+                  <w:r>
+                    <w:rPr>
+                      <w:rFonts w:ascii="Avenir Next" w:hAnsi="Avenir Next" w:cs="Avenir Next" w:eastAsia="Avenir Next"/>
+                      <w:color w:val="1A1A1A"/>
                       <w:sz w:val="19"/>
                       <w:szCs w:val="19"/>
                     </w:rPr>
-                    <w:t xml:space="preserve">A</w:t>
-                  </w:r>
-                  <w:r>
-                    <w:rPr>
-                      <w:rFonts w:ascii="Avenir Next" w:hAnsi="Avenir Next" w:cs="Avenir Next" w:eastAsia="Avenir Next"/>
-                      <w:color w:val="1A1A1A"/>
-                      <w:sz w:val="19"/>
-                      <w:szCs w:val="19"/>
-                    </w:rPr>
                     <w:tab/>
                   </w:r>
                   <w:r>
                     <w:rPr>
                       <w:rFonts w:ascii="Avenir Next" w:hAnsi="Avenir Next" w:cs="Avenir Next" w:eastAsia="Avenir Next"/>
                       <w:color w:val="1A1A1A"/>
-                      <w:sz w:val="19"/>
+                      <w:sz w:val="22"/>
                       <w:szCs w:val="19"/>
                     </w:rPr>
                     <w:t xml:space="preserve">like terms</w:t>
@@ -4690,25 +4696,25 @@
                       <w:rFonts w:ascii="Avenir Next" w:hAnsi="Avenir Next" w:cs="Avenir Next" w:eastAsia="Avenir Next"/>
                       <w:b/>
                       <w:color w:val="003A70"/>
+                      <w:sz w:val="22"/>
+                      <w:szCs w:val="19"/>
+                    </w:rPr>
+                    <w:t xml:space="preserve">B</w:t>
+                  </w:r>
+                  <w:r>
+                    <w:rPr>
+                      <w:rFonts w:ascii="Avenir Next" w:hAnsi="Avenir Next" w:cs="Avenir Next" w:eastAsia="Avenir Next"/>
+                      <w:color w:val="1A1A1A"/>
                       <w:sz w:val="19"/>
                       <w:szCs w:val="19"/>
                     </w:rPr>
-                    <w:t xml:space="preserve">B</w:t>
-                  </w:r>
-                  <w:r>
-                    <w:rPr>
-                      <w:rFonts w:ascii="Avenir Next" w:hAnsi="Avenir Next" w:cs="Avenir Next" w:eastAsia="Avenir Next"/>
-                      <w:color w:val="1A1A1A"/>
-                      <w:sz w:val="19"/>
-                      <w:szCs w:val="19"/>
-                    </w:rPr>
                     <w:tab/>
                   </w:r>
                   <w:r>
                     <w:rPr>
                       <w:rFonts w:ascii="Avenir Next" w:hAnsi="Avenir Next" w:cs="Avenir Next" w:eastAsia="Avenir Next"/>
                       <w:color w:val="1A1A1A"/>
-                      <w:sz w:val="19"/>
+                      <w:sz w:val="22"/>
                       <w:szCs w:val="19"/>
                     </w:rPr>
                     <w:t xml:space="preserve">constants</w:t>
@@ -4733,25 +4739,25 @@
                       <w:rFonts w:ascii="Avenir Next" w:hAnsi="Avenir Next" w:cs="Avenir Next" w:eastAsia="Avenir Next"/>
                       <w:b/>
                       <w:color w:val="003A70"/>
+                      <w:sz w:val="22"/>
+                      <w:szCs w:val="19"/>
+                    </w:rPr>
+                    <w:t xml:space="preserve">C</w:t>
+                  </w:r>
+                  <w:r>
+                    <w:rPr>
+                      <w:rFonts w:ascii="Avenir Next" w:hAnsi="Avenir Next" w:cs="Avenir Next" w:eastAsia="Avenir Next"/>
+                      <w:color w:val="1A1A1A"/>
                       <w:sz w:val="19"/>
                       <w:szCs w:val="19"/>
                     </w:rPr>
-                    <w:t xml:space="preserve">C</w:t>
-                  </w:r>
-                  <w:r>
-                    <w:rPr>
-                      <w:rFonts w:ascii="Avenir Next" w:hAnsi="Avenir Next" w:cs="Avenir Next" w:eastAsia="Avenir Next"/>
-                      <w:color w:val="1A1A1A"/>
-                      <w:sz w:val="19"/>
-                      <w:szCs w:val="19"/>
-                    </w:rPr>
                     <w:tab/>
                   </w:r>
                   <w:r>
                     <w:rPr>
                       <w:rFonts w:ascii="Avenir Next" w:hAnsi="Avenir Next" w:cs="Avenir Next" w:eastAsia="Avenir Next"/>
                       <w:color w:val="1A1A1A"/>
-                      <w:sz w:val="19"/>
+                      <w:sz w:val="22"/>
                       <w:szCs w:val="19"/>
                     </w:rPr>
                     <w:t xml:space="preserve">variables</w:t>
@@ -4776,25 +4782,25 @@
                       <w:rFonts w:ascii="Avenir Next" w:hAnsi="Avenir Next" w:cs="Avenir Next" w:eastAsia="Avenir Next"/>
                       <w:b/>
                       <w:color w:val="003A70"/>
+                      <w:sz w:val="22"/>
+                      <w:szCs w:val="19"/>
+                    </w:rPr>
+                    <w:t xml:space="preserve">D</w:t>
+                  </w:r>
+                  <w:r>
+                    <w:rPr>
+                      <w:rFonts w:ascii="Avenir Next" w:hAnsi="Avenir Next" w:cs="Avenir Next" w:eastAsia="Avenir Next"/>
+                      <w:color w:val="1A1A1A"/>
                       <w:sz w:val="19"/>
                       <w:szCs w:val="19"/>
                     </w:rPr>
-                    <w:t xml:space="preserve">D</w:t>
-                  </w:r>
-                  <w:r>
-                    <w:rPr>
-                      <w:rFonts w:ascii="Avenir Next" w:hAnsi="Avenir Next" w:cs="Avenir Next" w:eastAsia="Avenir Next"/>
-                      <w:color w:val="1A1A1A"/>
-                      <w:sz w:val="19"/>
-                      <w:szCs w:val="19"/>
-                    </w:rPr>
                     <w:tab/>
                   </w:r>
                   <w:r>
                     <w:rPr>
                       <w:rFonts w:ascii="Avenir Next" w:hAnsi="Avenir Next" w:cs="Avenir Next" w:eastAsia="Avenir Next"/>
                       <w:color w:val="1A1A1A"/>
-                      <w:sz w:val="19"/>
+                      <w:sz w:val="22"/>
                       <w:szCs w:val="19"/>
                     </w:rPr>
                     <w:t xml:space="preserve">coefficients</w:t>
@@ -4805,7 +4811,7 @@
           </w:tbl>
           <w:p>
             <w:pPr>
-              <w:spacing w:before="0" w:after="0" w:line="24" w:lineRule="auto"/>
+              <w:spacing w:before="0" w:after="0" w:line="50" w:lineRule="exact"/>
             </w:pPr>
           </w:p>
         </w:tc>
@@ -4813,11 +4819,12 @@
     </w:tbl>
     <w:p>
       <w:pPr>
-        <w:spacing w:before="0" w:after="0" w:line="20" w:lineRule="exact"/>
+        <w:spacing w:before="0" w:after="0" w:line="50" w:lineRule="exact"/>
       </w:pPr>
     </w:p>
     <w:p>
       <w:pPr>
+        <w:pStyle w:val="Heading2"/>
         <w:keepNext/>
         <w:pBdr>
           <w:bottom w:val="single" w:sz="8" w:space="3" w:color="003A70"/>
@@ -4833,7 +4840,7 @@
           <w:b/>
           <w:color w:val="003A70"/>
           <w:spacing w:val="14"/>
-          <w:sz w:val="19"/>
+          <w:sz w:val="22"/>
           <w:szCs w:val="19"/>
         </w:rPr>
         <w:t xml:space="preserve">SELF-CHECK CODE</w:t>
@@ -4852,7 +4859,7 @@
           <w:rFonts w:ascii="Avenir Next" w:hAnsi="Avenir Next" w:cs="Avenir Next" w:eastAsia="Avenir Next"/>
           <w:i/>
           <w:color w:val="5A5F66"/>
-          <w:sz w:val="17"/>
+          <w:sz w:val="22"/>
           <w:szCs w:val="17"/>
         </w:rPr>
         <w:t xml:space="preserve">find your answer · copy its letter into that problem’s box · spell a math word</w:t>
@@ -4909,7 +4916,7 @@
                 <w:rFonts w:ascii="Avenir Next" w:hAnsi="Avenir Next" w:cs="Avenir Next" w:eastAsia="Avenir Next"/>
                 <w:b/>
                 <w:color w:val="1A1A1A"/>
-                <w:sz w:val="18"/>
+                <w:sz w:val="22"/>
                 <w:szCs w:val="18"/>
               </w:rPr>
               <w:t xml:space="preserve">14m + 16</w:t>
@@ -4925,7 +4932,7 @@
                 <w:rFonts w:ascii="Avenir Next" w:hAnsi="Avenir Next" w:cs="Avenir Next" w:eastAsia="Avenir Next"/>
                 <w:b/>
                 <w:color w:val="003A70"/>
-                <w:sz w:val="18"/>
+                <w:sz w:val="22"/>
                 <w:szCs w:val="18"/>
               </w:rPr>
               <w:t xml:space="preserve">A</w:t>
@@ -4948,7 +4955,7 @@
                 <w:rFonts w:ascii="Avenir Next" w:hAnsi="Avenir Next" w:cs="Avenir Next" w:eastAsia="Avenir Next"/>
                 <w:b/>
                 <w:color w:val="1A1A1A"/>
-                <w:sz w:val="18"/>
+                <w:sz w:val="22"/>
                 <w:szCs w:val="18"/>
               </w:rPr>
               <w:t xml:space="preserve">77</w:t>
@@ -4964,7 +4971,7 @@
                 <w:rFonts w:ascii="Avenir Next" w:hAnsi="Avenir Next" w:cs="Avenir Next" w:eastAsia="Avenir Next"/>
                 <w:b/>
                 <w:color w:val="003A70"/>
-                <w:sz w:val="18"/>
+                <w:sz w:val="22"/>
                 <w:szCs w:val="18"/>
               </w:rPr>
               <w:t xml:space="preserve">H</w:t>
@@ -4987,7 +4994,7 @@
                 <w:rFonts w:ascii="Avenir Next" w:hAnsi="Avenir Next" w:cs="Avenir Next" w:eastAsia="Avenir Next"/>
                 <w:b/>
                 <w:color w:val="1A1A1A"/>
-                <w:sz w:val="18"/>
+                <w:sz w:val="22"/>
                 <w:szCs w:val="18"/>
               </w:rPr>
               <w:t xml:space="preserve">28h</w:t>
@@ -5003,7 +5010,7 @@
                 <w:rFonts w:ascii="Avenir Next" w:hAnsi="Avenir Next" w:cs="Avenir Next" w:eastAsia="Avenir Next"/>
                 <w:b/>
                 <w:color w:val="003A70"/>
-                <w:sz w:val="18"/>
+                <w:sz w:val="22"/>
                 <w:szCs w:val="18"/>
               </w:rPr>
               <w:t xml:space="preserve">Z</w:t>
@@ -5026,7 +5033,7 @@
                 <w:rFonts w:ascii="Avenir Next" w:hAnsi="Avenir Next" w:cs="Avenir Next" w:eastAsia="Avenir Next"/>
                 <w:b/>
                 <w:color w:val="1A1A1A"/>
-                <w:sz w:val="18"/>
+                <w:sz w:val="22"/>
                 <w:szCs w:val="18"/>
               </w:rPr>
               <w:t xml:space="preserve">11h + 17</w:t>
@@ -5042,7 +5049,7 @@
                 <w:rFonts w:ascii="Avenir Next" w:hAnsi="Avenir Next" w:cs="Avenir Next" w:eastAsia="Avenir Next"/>
                 <w:b/>
                 <w:color w:val="003A70"/>
-                <w:sz w:val="18"/>
+                <w:sz w:val="22"/>
                 <w:szCs w:val="18"/>
               </w:rPr>
               <w:t xml:space="preserve">T</w:t>
@@ -5065,7 +5072,7 @@
                 <w:rFonts w:ascii="Avenir Next" w:hAnsi="Avenir Next" w:cs="Avenir Next" w:eastAsia="Avenir Next"/>
                 <w:b/>
                 <w:color w:val="1A1A1A"/>
-                <w:sz w:val="18"/>
+                <w:sz w:val="22"/>
                 <w:szCs w:val="18"/>
               </w:rPr>
               <w:t xml:space="preserve">7t + 12</w:t>
@@ -5081,7 +5088,7 @@
                 <w:rFonts w:ascii="Avenir Next" w:hAnsi="Avenir Next" w:cs="Avenir Next" w:eastAsia="Avenir Next"/>
                 <w:b/>
                 <w:color w:val="003A70"/>
-                <w:sz w:val="18"/>
+                <w:sz w:val="22"/>
                 <w:szCs w:val="18"/>
               </w:rPr>
               <w:t xml:space="preserve">M</w:t>
@@ -5104,7 +5111,7 @@
                 <w:rFonts w:ascii="Avenir Next" w:hAnsi="Avenir Next" w:cs="Avenir Next" w:eastAsia="Avenir Next"/>
                 <w:b/>
                 <w:color w:val="1A1A1A"/>
-                <w:sz w:val="18"/>
+                <w:sz w:val="22"/>
                 <w:szCs w:val="18"/>
               </w:rPr>
               <w:t xml:space="preserve">9p + 5</w:t>
@@ -5120,7 +5127,7 @@
                 <w:rFonts w:ascii="Avenir Next" w:hAnsi="Avenir Next" w:cs="Avenir Next" w:eastAsia="Avenir Next"/>
                 <w:b/>
                 <w:color w:val="003A70"/>
-                <w:sz w:val="18"/>
+                <w:sz w:val="22"/>
                 <w:szCs w:val="18"/>
               </w:rPr>
               <w:t xml:space="preserve">C</w:t>
@@ -5143,7 +5150,7 @@
                 <w:rFonts w:ascii="Avenir Next" w:hAnsi="Avenir Next" w:cs="Avenir Next" w:eastAsia="Avenir Next"/>
                 <w:b/>
                 <w:color w:val="1A1A1A"/>
-                <w:sz w:val="18"/>
+                <w:sz w:val="22"/>
                 <w:szCs w:val="18"/>
               </w:rPr>
               <w:t xml:space="preserve">30m</w:t>
@@ -5159,7 +5166,7 @@
                 <w:rFonts w:ascii="Avenir Next" w:hAnsi="Avenir Next" w:cs="Avenir Next" w:eastAsia="Avenir Next"/>
                 <w:b/>
                 <w:color w:val="003A70"/>
-                <w:sz w:val="18"/>
+                <w:sz w:val="22"/>
                 <w:szCs w:val="18"/>
               </w:rPr>
               <w:t xml:space="preserve">Q</w:t>
@@ -5182,7 +5189,7 @@
                 <w:rFonts w:ascii="Avenir Next" w:hAnsi="Avenir Next" w:cs="Avenir Next" w:eastAsia="Avenir Next"/>
                 <w:b/>
                 <w:color w:val="1A1A1A"/>
-                <w:sz w:val="18"/>
+                <w:sz w:val="22"/>
                 <w:szCs w:val="18"/>
               </w:rPr>
               <w:t xml:space="preserve">21t</w:t>
@@ -5198,7 +5205,7 @@
                 <w:rFonts w:ascii="Avenir Next" w:hAnsi="Avenir Next" w:cs="Avenir Next" w:eastAsia="Avenir Next"/>
                 <w:b/>
                 <w:color w:val="003A70"/>
-                <w:sz w:val="18"/>
+                <w:sz w:val="22"/>
                 <w:szCs w:val="18"/>
               </w:rPr>
               <w:t xml:space="preserve">X</w:t>
@@ -5209,7 +5216,7 @@
     </w:tbl>
     <w:p>
       <w:pPr>
-        <w:spacing w:before="0" w:after="0" w:line="60" w:lineRule="auto"/>
+        <w:spacing w:before="0" w:after="0" w:line="50" w:lineRule="exact"/>
       </w:pPr>
     </w:p>
     <w:tbl>
@@ -5354,7 +5361,7 @@
     </w:tbl>
     <w:p>
       <w:pPr>
-        <w:spacing w:before="0" w:after="0" w:line="40" w:lineRule="auto"/>
+        <w:spacing w:before="0" w:after="0" w:line="50" w:lineRule="exact"/>
       </w:pPr>
     </w:p>
     <w:tbl>
@@ -5396,6 +5403,7 @@
           </w:tcPr>
           <w:p>
             <w:pPr>
+              <w:pStyle w:val="Heading2"/>
               <w:spacing w:before="0" w:after="0" w:line="240" w:lineRule="auto"/>
             </w:pPr>
             <w:r>
@@ -5433,7 +5441,7 @@
               <w:rPr>
                 <w:rFonts w:ascii="Avenir Next" w:hAnsi="Avenir Next" w:cs="Avenir Next" w:eastAsia="Avenir Next"/>
                 <w:color w:val="1A1A1A"/>
-                <w:sz w:val="17"/>
+                <w:sz w:val="22"/>
                 <w:szCs w:val="17"/>
               </w:rPr>
               <w:t xml:space="preserve">  I can do this on my own</w:t>
@@ -5462,7 +5470,7 @@
               <w:rPr>
                 <w:rFonts w:ascii="Avenir Next" w:hAnsi="Avenir Next" w:cs="Avenir Next" w:eastAsia="Avenir Next"/>
                 <w:color w:val="1A1A1A"/>
-                <w:sz w:val="17"/>
+                <w:sz w:val="22"/>
                 <w:szCs w:val="17"/>
               </w:rPr>
               <w:t xml:space="preserve">  I need a little help</w:t>
@@ -5491,7 +5499,7 @@
               <w:rPr>
                 <w:rFonts w:ascii="Avenir Next" w:hAnsi="Avenir Next" w:cs="Avenir Next" w:eastAsia="Avenir Next"/>
                 <w:color w:val="1A1A1A"/>
-                <w:sz w:val="17"/>
+                <w:sz w:val="22"/>
                 <w:szCs w:val="17"/>
               </w:rPr>
               <w:t xml:space="preserve">  I have a question about #</w:t>
@@ -5512,7 +5520,7 @@
     </w:tbl>
     <w:p>
       <w:pPr>
-        <w:spacing w:before="0" w:after="0" w:line="20" w:lineRule="exact"/>
+        <w:spacing w:before="0" w:after="0" w:line="50" w:lineRule="exact"/>
       </w:pPr>
     </w:p>
     <w:sectPr>
@@ -5598,7 +5606,106 @@
               <w:sz w:val="15"/>
               <w:szCs w:val="15"/>
             </w:rPr>
-            <w:t xml:space="preserve">Lesson 6-6  ·  Session 1  ·  Practice Form B</w:t>
+            <w:t xml:space="preserve">6-6 · Page </w:t>
+          </w:r>
+          <w:r>
+            <w:rPr>
+              <w:rFonts w:ascii="Avenir Next" w:hAnsi="Avenir Next" w:cs="Avenir Next" w:eastAsia="Avenir Next"/>
+              <w:color w:val="5A5F66"/>
+              <w:sz w:val="15"/>
+              <w:szCs w:val="15"/>
+            </w:rPr>
+            <w:fldChar w:fldCharType="begin"/>
+          </w:r>
+          <w:r>
+            <w:rPr>
+              <w:rFonts w:ascii="Avenir Next" w:hAnsi="Avenir Next" w:cs="Avenir Next" w:eastAsia="Avenir Next"/>
+              <w:color w:val="5A5F66"/>
+              <w:sz w:val="15"/>
+              <w:szCs w:val="15"/>
+            </w:rPr>
+            <w:instrText xml:space="preserve"> PAGE </w:instrText>
+          </w:r>
+          <w:r>
+            <w:rPr>
+              <w:rFonts w:ascii="Avenir Next" w:hAnsi="Avenir Next" w:cs="Avenir Next" w:eastAsia="Avenir Next"/>
+              <w:color w:val="5A5F66"/>
+              <w:sz w:val="15"/>
+              <w:szCs w:val="15"/>
+            </w:rPr>
+            <w:fldChar w:fldCharType="separate"/>
+          </w:r>
+          <w:r>
+            <w:rPr>
+              <w:rFonts w:ascii="Avenir Next" w:hAnsi="Avenir Next" w:cs="Avenir Next" w:eastAsia="Avenir Next"/>
+              <w:color w:val="5A5F66"/>
+              <w:sz w:val="15"/>
+              <w:szCs w:val="15"/>
+            </w:rPr>
+            <w:t xml:space="preserve">1</w:t>
+          </w:r>
+          <w:r>
+            <w:rPr>
+              <w:rFonts w:ascii="Avenir Next" w:hAnsi="Avenir Next" w:cs="Avenir Next" w:eastAsia="Avenir Next"/>
+              <w:color w:val="5A5F66"/>
+              <w:sz w:val="15"/>
+              <w:szCs w:val="15"/>
+            </w:rPr>
+            <w:fldChar w:fldCharType="end"/>
+          </w:r>
+          <w:r>
+            <w:rPr>
+              <w:rFonts w:ascii="Avenir Next" w:hAnsi="Avenir Next" w:cs="Avenir Next" w:eastAsia="Avenir Next"/>
+              <w:color w:val="5A5F66"/>
+              <w:sz w:val="15"/>
+              <w:szCs w:val="15"/>
+            </w:rPr>
+            <w:t xml:space="preserve"> of </w:t>
+          </w:r>
+          <w:r>
+            <w:rPr>
+              <w:rFonts w:ascii="Avenir Next" w:hAnsi="Avenir Next" w:cs="Avenir Next" w:eastAsia="Avenir Next"/>
+              <w:color w:val="5A5F66"/>
+              <w:sz w:val="15"/>
+              <w:szCs w:val="15"/>
+            </w:rPr>
+            <w:fldChar w:fldCharType="begin"/>
+          </w:r>
+          <w:r>
+            <w:rPr>
+              <w:rFonts w:ascii="Avenir Next" w:hAnsi="Avenir Next" w:cs="Avenir Next" w:eastAsia="Avenir Next"/>
+              <w:color w:val="5A5F66"/>
+              <w:sz w:val="15"/>
+              <w:szCs w:val="15"/>
+            </w:rPr>
+            <w:instrText xml:space="preserve"> NUMPAGES </w:instrText>
+          </w:r>
+          <w:r>
+            <w:rPr>
+              <w:rFonts w:ascii="Avenir Next" w:hAnsi="Avenir Next" w:cs="Avenir Next" w:eastAsia="Avenir Next"/>
+              <w:color w:val="5A5F66"/>
+              <w:sz w:val="15"/>
+              <w:szCs w:val="15"/>
+            </w:rPr>
+            <w:fldChar w:fldCharType="separate"/>
+          </w:r>
+          <w:r>
+            <w:rPr>
+              <w:rFonts w:ascii="Avenir Next" w:hAnsi="Avenir Next" w:cs="Avenir Next" w:eastAsia="Avenir Next"/>
+              <w:color w:val="5A5F66"/>
+              <w:sz w:val="15"/>
+              <w:szCs w:val="15"/>
+            </w:rPr>
+            <w:t xml:space="preserve">1</w:t>
+          </w:r>
+          <w:r>
+            <w:rPr>
+              <w:rFonts w:ascii="Avenir Next" w:hAnsi="Avenir Next" w:cs="Avenir Next" w:eastAsia="Avenir Next"/>
+              <w:color w:val="5A5F66"/>
+              <w:sz w:val="15"/>
+              <w:szCs w:val="15"/>
+            </w:rPr>
+            <w:fldChar w:fldCharType="end"/>
           </w:r>
         </w:p>
       </w:tc>
@@ -5641,5 +5748,23 @@
       </w:tblCellMar>
     </w:tblPr>
   </w:style>
+  <w:style w:type="paragraph" w:styleId="Heading1">
+    <w:name w:val="heading 1"/>
+    <w:basedOn w:val="Normal"/>
+    <w:pPr>
+      <w:outlineLvl w:val="0"/>
+      <w:keepNext w:val="0"/>
+      <w:keepLines w:val="0"/>
+    </w:pPr>
+  </w:style>
+  <w:style w:type="paragraph" w:styleId="Heading2">
+    <w:name w:val="heading 2"/>
+    <w:basedOn w:val="Normal"/>
+    <w:pPr>
+      <w:outlineLvl w:val="1"/>
+      <w:keepNext w:val="0"/>
+      <w:keepLines w:val="0"/>
+    </w:pPr>
+  </w:style>
 </w:styles>
 </file>